--- a/docs/12-final-report/Пояснительная записка.docx
+++ b/docs/12-final-report/Пояснительная записка.docx
@@ -5856,7 +5856,7 @@
                 <w:sz w:val="28"/>
                 <w:szCs w:val="28"/>
               </w:rPr>
-              <w:t>5</w:t>
+              <w:t>6</w:t>
             </w:r>
             <w:r>
               <w:rPr>
@@ -5952,7 +5952,7 @@
                 <w:sz w:val="28"/>
                 <w:szCs w:val="28"/>
               </w:rPr>
-              <w:t>5</w:t>
+              <w:t>6</w:t>
             </w:r>
             <w:r>
               <w:rPr>
@@ -6048,7 +6048,7 @@
                 <w:sz w:val="28"/>
                 <w:szCs w:val="28"/>
               </w:rPr>
-              <w:t>5</w:t>
+              <w:t>6</w:t>
             </w:r>
             <w:r>
               <w:rPr>
@@ -6144,7 +6144,7 @@
                 <w:sz w:val="28"/>
                 <w:szCs w:val="28"/>
               </w:rPr>
-              <w:t>7</w:t>
+              <w:t>8</w:t>
             </w:r>
             <w:r>
               <w:rPr>
@@ -6240,7 +6240,7 @@
                 <w:sz w:val="28"/>
                 <w:szCs w:val="28"/>
               </w:rPr>
-              <w:t>7</w:t>
+              <w:t>8</w:t>
             </w:r>
             <w:r>
               <w:rPr>
@@ -6336,7 +6336,7 @@
                 <w:sz w:val="28"/>
                 <w:szCs w:val="28"/>
               </w:rPr>
-              <w:t>7</w:t>
+              <w:t>9</w:t>
             </w:r>
             <w:r>
               <w:rPr>
@@ -6432,7 +6432,7 @@
                 <w:sz w:val="28"/>
                 <w:szCs w:val="28"/>
               </w:rPr>
-              <w:t>7</w:t>
+              <w:t>12</w:t>
             </w:r>
             <w:r>
               <w:rPr>
@@ -6528,7 +6528,7 @@
                 <w:sz w:val="28"/>
                 <w:szCs w:val="28"/>
               </w:rPr>
-              <w:t>7</w:t>
+              <w:t>14</w:t>
             </w:r>
             <w:r>
               <w:rPr>
@@ -6624,7 +6624,7 @@
                 <w:sz w:val="28"/>
                 <w:szCs w:val="28"/>
               </w:rPr>
-              <w:t>7</w:t>
+              <w:t>15</w:t>
             </w:r>
             <w:r>
               <w:rPr>
@@ -6720,7 +6720,7 @@
                 <w:sz w:val="28"/>
                 <w:szCs w:val="28"/>
               </w:rPr>
-              <w:t>8</w:t>
+              <w:t>16</w:t>
             </w:r>
             <w:r>
               <w:rPr>
@@ -6816,7 +6816,7 @@
                 <w:sz w:val="28"/>
                 <w:szCs w:val="28"/>
               </w:rPr>
-              <w:t>9</w:t>
+              <w:t>18</w:t>
             </w:r>
             <w:r>
               <w:rPr>
@@ -6912,7 +6912,7 @@
                 <w:sz w:val="28"/>
                 <w:szCs w:val="28"/>
               </w:rPr>
-              <w:t>10</w:t>
+              <w:t>20</w:t>
             </w:r>
             <w:r>
               <w:rPr>
@@ -7008,7 +7008,7 @@
                 <w:sz w:val="28"/>
                 <w:szCs w:val="28"/>
               </w:rPr>
-              <w:t>10</w:t>
+              <w:t>20</w:t>
             </w:r>
             <w:r>
               <w:rPr>
@@ -7104,7 +7104,7 @@
                 <w:sz w:val="28"/>
                 <w:szCs w:val="28"/>
               </w:rPr>
-              <w:t>10</w:t>
+              <w:t>22</w:t>
             </w:r>
             <w:r>
               <w:rPr>
@@ -7200,7 +7200,7 @@
                 <w:sz w:val="28"/>
                 <w:szCs w:val="28"/>
               </w:rPr>
-              <w:t>10</w:t>
+              <w:t>24</w:t>
             </w:r>
             <w:r>
               <w:rPr>
@@ -7296,7 +7296,7 @@
                 <w:sz w:val="28"/>
                 <w:szCs w:val="28"/>
               </w:rPr>
-              <w:t>10</w:t>
+              <w:t>27</w:t>
             </w:r>
             <w:r>
               <w:rPr>
@@ -7392,7 +7392,7 @@
                 <w:sz w:val="28"/>
                 <w:szCs w:val="28"/>
               </w:rPr>
-              <w:t>10</w:t>
+              <w:t>29</w:t>
             </w:r>
             <w:r>
               <w:rPr>
@@ -7488,7 +7488,7 @@
                 <w:sz w:val="28"/>
                 <w:szCs w:val="28"/>
               </w:rPr>
-              <w:t>10</w:t>
+              <w:t>34</w:t>
             </w:r>
             <w:r>
               <w:rPr>
@@ -7584,7 +7584,7 @@
                 <w:sz w:val="28"/>
                 <w:szCs w:val="28"/>
               </w:rPr>
-              <w:t>10</w:t>
+              <w:t>35</w:t>
             </w:r>
             <w:r>
               <w:rPr>
@@ -7680,7 +7680,7 @@
                 <w:sz w:val="28"/>
                 <w:szCs w:val="28"/>
               </w:rPr>
-              <w:t>10</w:t>
+              <w:t>35</w:t>
             </w:r>
             <w:r>
               <w:rPr>
@@ -7776,7 +7776,7 @@
                 <w:sz w:val="28"/>
                 <w:szCs w:val="28"/>
               </w:rPr>
-              <w:t>10</w:t>
+              <w:t>36</w:t>
             </w:r>
             <w:r>
               <w:rPr>
@@ -7872,7 +7872,7 @@
                 <w:sz w:val="28"/>
                 <w:szCs w:val="28"/>
               </w:rPr>
-              <w:t>10</w:t>
+              <w:t>37</w:t>
             </w:r>
             <w:r>
               <w:rPr>
@@ -7968,7 +7968,7 @@
                 <w:sz w:val="28"/>
                 <w:szCs w:val="28"/>
               </w:rPr>
-              <w:t>10</w:t>
+              <w:t>42</w:t>
             </w:r>
             <w:r>
               <w:rPr>
@@ -8064,7 +8064,7 @@
                 <w:sz w:val="28"/>
                 <w:szCs w:val="28"/>
               </w:rPr>
-              <w:t>10</w:t>
+              <w:t>43</w:t>
             </w:r>
             <w:r>
               <w:rPr>
@@ -8160,7 +8160,7 @@
                 <w:sz w:val="28"/>
                 <w:szCs w:val="28"/>
               </w:rPr>
-              <w:t>10</w:t>
+              <w:t>44</w:t>
             </w:r>
             <w:r>
               <w:rPr>
@@ -8256,7 +8256,7 @@
                 <w:sz w:val="28"/>
                 <w:szCs w:val="28"/>
               </w:rPr>
-              <w:t>10</w:t>
+              <w:t>46</w:t>
             </w:r>
             <w:r>
               <w:rPr>
@@ -8352,7 +8352,7 @@
                 <w:sz w:val="28"/>
                 <w:szCs w:val="28"/>
               </w:rPr>
-              <w:t>10</w:t>
+              <w:t>46</w:t>
             </w:r>
             <w:r>
               <w:rPr>
@@ -8449,7 +8449,7 @@
                 <w:sz w:val="28"/>
                 <w:szCs w:val="28"/>
               </w:rPr>
-              <w:t>10</w:t>
+              <w:t>46</w:t>
             </w:r>
             <w:r>
               <w:rPr>
@@ -8545,7 +8545,7 @@
                 <w:sz w:val="28"/>
                 <w:szCs w:val="28"/>
               </w:rPr>
-              <w:t>10</w:t>
+              <w:t>48</w:t>
             </w:r>
             <w:r>
               <w:rPr>
@@ -8641,7 +8641,7 @@
                 <w:sz w:val="28"/>
                 <w:szCs w:val="28"/>
               </w:rPr>
-              <w:t>10</w:t>
+              <w:t>49</w:t>
             </w:r>
             <w:r>
               <w:rPr>
@@ -8737,7 +8737,7 @@
                 <w:sz w:val="28"/>
                 <w:szCs w:val="28"/>
               </w:rPr>
-              <w:t>10</w:t>
+              <w:t>51</w:t>
             </w:r>
             <w:r>
               <w:rPr>
@@ -8833,7 +8833,7 @@
                 <w:sz w:val="28"/>
                 <w:szCs w:val="28"/>
               </w:rPr>
-              <w:t>10</w:t>
+              <w:t>53</w:t>
             </w:r>
             <w:r>
               <w:rPr>
@@ -8929,7 +8929,7 @@
                 <w:sz w:val="28"/>
                 <w:szCs w:val="28"/>
               </w:rPr>
-              <w:t>10</w:t>
+              <w:t>55</w:t>
             </w:r>
             <w:r>
               <w:rPr>
@@ -9025,7 +9025,7 @@
                 <w:sz w:val="28"/>
                 <w:szCs w:val="28"/>
               </w:rPr>
-              <w:t>10</w:t>
+              <w:t>55</w:t>
             </w:r>
             <w:r>
               <w:rPr>
@@ -9121,7 +9121,7 @@
                 <w:sz w:val="28"/>
                 <w:szCs w:val="28"/>
               </w:rPr>
-              <w:t>10</w:t>
+              <w:t>55</w:t>
             </w:r>
             <w:r>
               <w:rPr>
@@ -9217,7 +9217,7 @@
                 <w:sz w:val="28"/>
                 <w:szCs w:val="28"/>
               </w:rPr>
-              <w:t>10</w:t>
+              <w:t>55</w:t>
             </w:r>
             <w:r>
               <w:rPr>
@@ -9577,6 +9577,7 @@
           <w:sz w:val="28"/>
           <w:szCs w:val="28"/>
         </w:rPr>
+        <w:lastRenderedPageBreak/>
         <w:t>6. Реализовать локальное кэширование данных для повышения производительности приложения.</w:t>
       </w:r>
     </w:p>
@@ -10007,6 +10008,7 @@
           <w:sz w:val="28"/>
           <w:szCs w:val="28"/>
         </w:rPr>
+        <w:lastRenderedPageBreak/>
         <w:t>загрузка фотографий;</w:t>
       </w:r>
     </w:p>
@@ -10461,6 +10463,7 @@
           <w:sz w:val="28"/>
           <w:szCs w:val="28"/>
         </w:rPr>
+        <w:lastRenderedPageBreak/>
         <w:t>Разрабатываемая система предназначена для хранения, публикации и просмотра фотографий пользователей с использованием мобильного приложения. Пользователи системы получают возможность создавать персональное фото-портфолио, загружать фотографии, взаимодействовать с публикациями других пользователей и получать обратную связь в виде лайков и комментариев.</w:t>
       </w:r>
     </w:p>
@@ -10646,6 +10649,7 @@
           <w:sz w:val="28"/>
           <w:szCs w:val="28"/>
         </w:rPr>
+        <w:lastRenderedPageBreak/>
         <w:drawing>
           <wp:inline distT="0" distB="0" distL="0" distR="0" wp14:anchorId="7C4C3694" wp14:editId="12D6CCDF">
             <wp:extent cx="5029200" cy="3794100"/>
@@ -10814,6 +10818,7 @@
           <w:sz w:val="28"/>
           <w:szCs w:val="28"/>
         </w:rPr>
+        <w:lastRenderedPageBreak/>
         <w:t>1.3 SWOT-анализ текущего состояния</w:t>
       </w:r>
       <w:bookmarkEnd w:id="8"/>
@@ -11788,6 +11793,7 @@
                 <w:szCs w:val="28"/>
                 <w:lang w:val="ru-RU"/>
               </w:rPr>
+              <w:lastRenderedPageBreak/>
               <w:t>Использование облачных технологий хранения данных</w:t>
             </w:r>
           </w:p>
@@ -12143,7 +12149,16 @@
           <w:sz w:val="28"/>
           <w:szCs w:val="28"/>
         </w:rPr>
-        <w:t>К основным угрозам относятся высокая конкуренция со стороны существующих сервисов публикации фотографий, вопросы обеспечения безопасности пользовательских данных и необходимость постоянного сопровождения серверной инфраструктуры.</w:t>
+        <w:t xml:space="preserve">К основным угрозам относятся высокая конкуренция со стороны существующих сервисов публикации фотографий, вопросы обеспечения </w:t>
+      </w:r>
+      <w:r>
+        <w:rPr>
+          <w:rFonts w:ascii="Times New Roman" w:hAnsi="Times New Roman" w:cs="Times New Roman"/>
+          <w:sz w:val="28"/>
+          <w:szCs w:val="28"/>
+        </w:rPr>
+        <w:lastRenderedPageBreak/>
+        <w:t>безопасности пользовательских данных и необходимость постоянного сопровождения серверной инфраструктуры.</w:t>
       </w:r>
     </w:p>
     <w:p>
@@ -12371,7 +12386,16 @@
           <w:sz w:val="28"/>
           <w:szCs w:val="28"/>
         </w:rPr>
-        <w:t xml:space="preserve"> представляет собой сервис для поиска и сохранения визуального контента. Пользователи могут создавать тематические коллекции изображений и обмениваться ими, однако система не предназначена для ведения персонального фото-портфолио и демонстрации собственных работ.</w:t>
+        <w:t xml:space="preserve"> представляет собой сервис для поиска и сохранения визуального контента. Пользователи могут создавать тематические коллекции </w:t>
+      </w:r>
+      <w:r>
+        <w:rPr>
+          <w:rFonts w:ascii="Times New Roman" w:hAnsi="Times New Roman" w:cs="Times New Roman"/>
+          <w:sz w:val="28"/>
+          <w:szCs w:val="28"/>
+        </w:rPr>
+        <w:lastRenderedPageBreak/>
+        <w:t>изображений и обмениваться ими, однако система не предназначена для ведения персонального фото-портфолио и демонстрации собственных работ.</w:t>
       </w:r>
     </w:p>
     <w:p>
@@ -12567,7 +12591,16 @@
           <w:sz w:val="28"/>
           <w:szCs w:val="28"/>
         </w:rPr>
-        <w:t>Анализ существующих аналогов показал, что современные платформы не всегда обеспечивают удобное ведение персонального фото-портфолио. Многие сервисы ориентированы на продвижение контента и рекламные механизмы, что усложняет процесс организации собственных фотографий и их демонстрации другим пользователям.</w:t>
+        <w:t xml:space="preserve">Анализ существующих аналогов показал, что современные платформы не всегда обеспечивают удобное ведение персонального фото-портфолио. </w:t>
+      </w:r>
+      <w:r>
+        <w:rPr>
+          <w:rFonts w:ascii="Times New Roman" w:hAnsi="Times New Roman" w:cs="Times New Roman"/>
+          <w:sz w:val="28"/>
+          <w:szCs w:val="28"/>
+        </w:rPr>
+        <w:lastRenderedPageBreak/>
+        <w:t>Многие сервисы ориентированы на продвижение контента и рекламные механизмы, что усложняет процесс организации собственных фотографий и их демонстрации другим пользователям.</w:t>
       </w:r>
     </w:p>
     <w:p>
@@ -12836,6 +12869,7 @@
           <w:sz w:val="28"/>
           <w:szCs w:val="28"/>
         </w:rPr>
+        <w:lastRenderedPageBreak/>
         <w:t xml:space="preserve">Проект разрабатывался одним разработчиком в течение трёх месяцев. В качестве технологий разработки использовались </w:t>
       </w:r>
       <w:proofErr w:type="spellStart"/>
@@ -13164,6 +13198,7 @@
           <w:sz w:val="28"/>
           <w:szCs w:val="28"/>
         </w:rPr>
+        <w:lastRenderedPageBreak/>
         <w:t>Предположим, что после публикации приложения его коммерческая стоимость составит 500 000 рублей.</w:t>
       </w:r>
     </w:p>
@@ -13429,7 +13464,16 @@
           <w:sz w:val="28"/>
           <w:szCs w:val="28"/>
         </w:rPr>
-        <w:t>. Рассмотрение функциональных возможностей данных платформ показало, что большинство существующих сервисов ориентировано либо на социальное взаимодействие пользователей, либо на профессиональное сообщество фотографов. В результате было установлено, что специализированное решение для удобного ведения персонального фото-портфолио остаётся востребованным и актуальным.</w:t>
+        <w:t xml:space="preserve">. Рассмотрение функциональных возможностей данных платформ показало, что большинство существующих сервисов ориентировано либо на социальное взаимодействие пользователей, либо на профессиональное сообщество фотографов. В результате было установлено, что специализированное </w:t>
+      </w:r>
+      <w:r>
+        <w:rPr>
+          <w:rFonts w:ascii="Times New Roman" w:hAnsi="Times New Roman" w:cs="Times New Roman"/>
+          <w:sz w:val="28"/>
+          <w:szCs w:val="28"/>
+        </w:rPr>
+        <w:lastRenderedPageBreak/>
+        <w:t>решение для удобного ведения персонального фото-портфолио остаётся востребованным и актуальным.</w:t>
       </w:r>
     </w:p>
     <w:p>
@@ -14033,6 +14077,7 @@
           <w:sz w:val="28"/>
           <w:szCs w:val="28"/>
         </w:rPr>
+        <w:lastRenderedPageBreak/>
         <w:t xml:space="preserve">поддержка современных версий операционной системы </w:t>
       </w:r>
       <w:proofErr w:type="spellStart"/>
@@ -14244,6 +14289,7 @@
           <w:sz w:val="28"/>
           <w:szCs w:val="28"/>
         </w:rPr>
+        <w:lastRenderedPageBreak/>
         <w:t>Сформированные требования являются основой дальнейшего проектирования архитектуры программного обеспечения и структуры базы данных.</w:t>
       </w:r>
     </w:p>
@@ -14644,7 +14690,16 @@
           <w:sz w:val="28"/>
           <w:szCs w:val="28"/>
         </w:rPr>
-        <w:t xml:space="preserve">Слой Foundation предоставляет инфраструктурные механизмы доступа к данным и взаимодействия с внешними компонентами. В его состав входят компоненты работы с REST API, база данных </w:t>
+        <w:t xml:space="preserve">Слой Foundation предоставляет инфраструктурные механизмы доступа к данным и взаимодействия с внешними компонентами. В его состав входят </w:t>
+      </w:r>
+      <w:r>
+        <w:rPr>
+          <w:rFonts w:ascii="Times New Roman" w:hAnsi="Times New Roman" w:cs="Times New Roman"/>
+          <w:sz w:val="28"/>
+          <w:szCs w:val="28"/>
+        </w:rPr>
+        <w:lastRenderedPageBreak/>
+        <w:t xml:space="preserve">компоненты работы с REST API, база данных </w:t>
       </w:r>
       <w:proofErr w:type="spellStart"/>
       <w:r>
@@ -14825,6 +14880,7 @@
           <w:sz w:val="28"/>
           <w:szCs w:val="28"/>
         </w:rPr>
+        <w:lastRenderedPageBreak/>
         <w:t>2.3 Проектирование модели предметной области</w:t>
       </w:r>
       <w:bookmarkEnd w:id="16"/>
@@ -14951,7 +15007,16 @@
           <w:sz w:val="28"/>
           <w:szCs w:val="28"/>
         </w:rPr>
-        <w:t>В центре рассматриваемой предметной области находится пользователь, взаимодействующий с системой посредством мобильного приложения. После прохождения процедуры регистрации и авторизации пользователь получает возможность публиковать фотографии, просматривать контент других участников платформы, оставлять комментарии и оценивать публикации с помощью механизма лайков.</w:t>
+        <w:t xml:space="preserve">В центре рассматриваемой предметной области находится пользователь, взаимодействующий с системой посредством мобильного приложения. После </w:t>
+      </w:r>
+      <w:r>
+        <w:rPr>
+          <w:rFonts w:ascii="Times New Roman" w:hAnsi="Times New Roman" w:cs="Times New Roman"/>
+          <w:sz w:val="28"/>
+          <w:szCs w:val="28"/>
+        </w:rPr>
+        <w:lastRenderedPageBreak/>
+        <w:t>прохождения процедуры регистрации и авторизации пользователь получает возможность публиковать фотографии, просматривать контент других участников платформы, оставлять комментарии и оценивать публикации с помощью механизма лайков.</w:t>
       </w:r>
     </w:p>
     <w:p>
@@ -15048,6 +15113,7 @@
         <w:rPr>
           <w:noProof/>
         </w:rPr>
+        <w:lastRenderedPageBreak/>
         <w:drawing>
           <wp:inline distT="0" distB="0" distL="0" distR="0" wp14:anchorId="6CCFC3A3" wp14:editId="79912DEF">
             <wp:extent cx="5669934" cy="7267575"/>
@@ -15155,6 +15221,7 @@
           <w:sz w:val="28"/>
           <w:szCs w:val="28"/>
         </w:rPr>
+        <w:lastRenderedPageBreak/>
         <w:t>Построенная модель предметной области позволила определить состав данных, подлежащих хранению и обработке, а также сформировать основу для проектирования структуры базы данных.</w:t>
       </w:r>
     </w:p>
@@ -15306,6 +15373,7 @@
           <w:sz w:val="28"/>
           <w:szCs w:val="28"/>
         </w:rPr>
+        <w:lastRenderedPageBreak/>
         <w:t>Основу базы данных составляет таблица пользователей, предназначенная для хранения регистрационных данных и информации о профилях участников системы. Каждый пользователь может создавать собственные публикации, оставлять комментарии и взаимодействовать с контентом других пользователей.</w:t>
       </w:r>
     </w:p>
@@ -15453,6 +15521,7 @@
           <w:sz w:val="28"/>
           <w:szCs w:val="28"/>
         </w:rPr>
+        <w:lastRenderedPageBreak/>
         <w:t>Room</w:t>
       </w:r>
       <w:proofErr w:type="spellEnd"/>
@@ -15566,6 +15635,7 @@
           <w:sz w:val="28"/>
           <w:szCs w:val="28"/>
         </w:rPr>
+        <w:lastRenderedPageBreak/>
         <w:drawing>
           <wp:inline distT="0" distB="0" distL="0" distR="0" wp14:anchorId="2C83769F" wp14:editId="4A6A8E99">
             <wp:extent cx="5018072" cy="4048125"/>
@@ -15693,6 +15763,7 @@
           <w:sz w:val="28"/>
           <w:szCs w:val="28"/>
         </w:rPr>
+        <w:lastRenderedPageBreak/>
         <w:drawing>
           <wp:inline distT="0" distB="0" distL="0" distR="0" wp14:anchorId="74ED5F71" wp14:editId="5173666A">
             <wp:extent cx="5635267" cy="5238750"/>
@@ -15817,6 +15888,7 @@
         <w:rPr>
           <w:noProof/>
         </w:rPr>
+        <w:lastRenderedPageBreak/>
         <w:drawing>
           <wp:inline distT="0" distB="0" distL="0" distR="0" wp14:anchorId="532CCDCB" wp14:editId="78DFC40D">
             <wp:extent cx="4878036" cy="3390900"/>
@@ -15945,6 +16017,7 @@
         <w:rPr>
           <w:noProof/>
         </w:rPr>
+        <w:lastRenderedPageBreak/>
         <w:drawing>
           <wp:inline distT="0" distB="0" distL="0" distR="0" wp14:anchorId="3B7128B9" wp14:editId="7F3420BD">
             <wp:extent cx="5366334" cy="4457700"/>
@@ -16117,6 +16190,7 @@
           <w:sz w:val="28"/>
           <w:szCs w:val="28"/>
         </w:rPr>
+        <w:lastRenderedPageBreak/>
         <w:t>2.6 Выводы по главе</w:t>
       </w:r>
       <w:bookmarkEnd w:id="19"/>
@@ -16267,6 +16341,7 @@
           <w:sz w:val="28"/>
           <w:szCs w:val="28"/>
         </w:rPr>
+        <w:lastRenderedPageBreak/>
         <w:t>3 РЕАЛИЗАЦИЯ СИСТЕМЫ</w:t>
       </w:r>
       <w:bookmarkEnd w:id="20"/>
@@ -16594,7 +16669,16 @@
           <w:sz w:val="28"/>
           <w:szCs w:val="28"/>
         </w:rPr>
-        <w:t>. Данная СУБД обеспечивает надёжное хранение информации, поддержку сложных запросов и высокий уровень производительности при работе с большими объёмами данных.</w:t>
+        <w:t xml:space="preserve">. Данная СУБД обеспечивает надёжное хранение информации, </w:t>
+      </w:r>
+      <w:r>
+        <w:rPr>
+          <w:rFonts w:ascii="Times New Roman" w:hAnsi="Times New Roman" w:cs="Times New Roman"/>
+          <w:sz w:val="28"/>
+          <w:szCs w:val="28"/>
+        </w:rPr>
+        <w:lastRenderedPageBreak/>
+        <w:t>поддержку сложных запросов и высокий уровень производительности при работе с большими объёмами данных.</w:t>
       </w:r>
     </w:p>
     <w:p>
@@ -16778,6 +16862,7 @@
           <w:sz w:val="28"/>
           <w:szCs w:val="28"/>
         </w:rPr>
+        <w:lastRenderedPageBreak/>
         <w:t>Для взаимодействия с базой данных используются репозитории Spring Data JPA. Применение данного механизма позволяет сократить объём программного кода и упростить выполнение операций чтения и записи данных.</w:t>
       </w:r>
     </w:p>
@@ -17032,7 +17117,16 @@
           <w:sz w:val="28"/>
           <w:szCs w:val="28"/>
         </w:rPr>
-        <w:t>После запуска приложения пользователю предоставляется возможность пройти процедуру регистрации или авторизации. Для доступа к функциональности системы необходимо создать учётную запись либо выполнить вход с использованием ранее зарегистрированных данных.</w:t>
+        <w:t xml:space="preserve">После запуска приложения пользователю предоставляется возможность пройти процедуру регистрации или авторизации. Для доступа к </w:t>
+      </w:r>
+      <w:r>
+        <w:rPr>
+          <w:rFonts w:ascii="Times New Roman" w:hAnsi="Times New Roman" w:cs="Times New Roman"/>
+          <w:sz w:val="28"/>
+          <w:szCs w:val="28"/>
+        </w:rPr>
+        <w:lastRenderedPageBreak/>
+        <w:t>функциональности системы необходимо создать учётную запись либо выполнить вход с использованием ранее зарегистрированных данных.</w:t>
       </w:r>
     </w:p>
     <w:p>
@@ -17137,7 +17231,16 @@
           <w:sz w:val="28"/>
           <w:szCs w:val="28"/>
         </w:rPr>
-        <w:t>После успешной авторизации пользователь попадает на главный экран приложения, содержащий ленту опубликованных фотографий. На данном экране отображаются публикации других пользователей, информация об авторах, количество лайков и комментариев.</w:t>
+        <w:t xml:space="preserve">После успешной авторизации пользователь попадает на главный экран приложения, содержащий ленту опубликованных фотографий. На данном </w:t>
+      </w:r>
+      <w:r>
+        <w:rPr>
+          <w:rFonts w:ascii="Times New Roman" w:hAnsi="Times New Roman" w:cs="Times New Roman"/>
+          <w:sz w:val="28"/>
+          <w:szCs w:val="28"/>
+        </w:rPr>
+        <w:lastRenderedPageBreak/>
+        <w:t>экране отображаются публикации других пользователей, информация об авторах, количество лайков и комментариев.</w:t>
       </w:r>
     </w:p>
     <w:p>
@@ -17263,6 +17366,7 @@
         <w:rPr>
           <w:noProof/>
         </w:rPr>
+        <w:lastRenderedPageBreak/>
         <w:drawing>
           <wp:inline distT="0" distB="0" distL="0" distR="0" wp14:anchorId="57924C68" wp14:editId="228A26E5">
             <wp:extent cx="4130731" cy="7134225"/>
@@ -17368,6 +17472,7 @@
         <w:rPr>
           <w:noProof/>
         </w:rPr>
+        <w:lastRenderedPageBreak/>
         <w:drawing>
           <wp:inline distT="0" distB="0" distL="0" distR="0" wp14:anchorId="2902F55C" wp14:editId="718B9FEA">
             <wp:extent cx="4029075" cy="7104479"/>
@@ -17493,6 +17598,7 @@
           <w:sz w:val="28"/>
           <w:szCs w:val="28"/>
         </w:rPr>
+        <w:lastRenderedPageBreak/>
         <w:t>Разработанный мобильный клиент обеспечивает удобный доступ ко всем функциям системы и соответствует требованиям, сформированным на этапе проектирования.</w:t>
       </w:r>
     </w:p>
@@ -17691,7 +17797,16 @@
           <w:sz w:val="28"/>
           <w:szCs w:val="28"/>
         </w:rPr>
-        <w:t>Использование механизма локального хранения позволило повысить скорость работы приложения, уменьшить количество сетевых запросов и улучшить пользовательский опыт при работе в условиях нестабильного интернет-соединения.</w:t>
+        <w:t xml:space="preserve">Использование механизма локального хранения позволило повысить скорость работы приложения, уменьшить количество сетевых запросов и </w:t>
+      </w:r>
+      <w:r>
+        <w:rPr>
+          <w:rFonts w:ascii="Times New Roman" w:hAnsi="Times New Roman" w:cs="Times New Roman"/>
+          <w:sz w:val="28"/>
+          <w:szCs w:val="28"/>
+        </w:rPr>
+        <w:lastRenderedPageBreak/>
+        <w:t>улучшить пользовательский опыт при работе в условиях нестабильного интернет-соединения.</w:t>
       </w:r>
     </w:p>
     <w:p>
@@ -17876,6 +17991,7 @@
           <w:sz w:val="28"/>
           <w:szCs w:val="28"/>
         </w:rPr>
+        <w:lastRenderedPageBreak/>
         <w:t>3.6 Выводы по главе</w:t>
       </w:r>
       <w:bookmarkEnd w:id="26"/>
@@ -18131,6 +18247,7 @@
           <w:sz w:val="28"/>
           <w:szCs w:val="28"/>
         </w:rPr>
+        <w:lastRenderedPageBreak/>
         <w:br w:type="page"/>
       </w:r>
     </w:p>
@@ -18154,6 +18271,7 @@
           <w:sz w:val="28"/>
           <w:szCs w:val="28"/>
         </w:rPr>
+        <w:lastRenderedPageBreak/>
         <w:t>4 ТЕСТИРОВАНИЕ И ОБЕСПЕЧЕНИЕ КАЧЕСТВА</w:t>
       </w:r>
       <w:bookmarkEnd w:id="27"/>
@@ -18522,7 +18640,17 @@
           <w:szCs w:val="28"/>
           <w:lang w:eastAsia="ru-RU"/>
         </w:rPr>
-        <w:t>Функциональное тестирование проводилось для проверки соответствия реализованных возможностей системы требованиям, сформированным на этапе проектирования. Проверка выполнялась посредством последовательного выполнения основных пользовательских сценариев работы с приложением.</w:t>
+        <w:t xml:space="preserve">Функциональное тестирование проводилось для проверки соответствия реализованных возможностей системы требованиям, сформированным на </w:t>
+      </w:r>
+      <w:r>
+        <w:rPr>
+          <w:rFonts w:ascii="Times New Roman" w:eastAsia="Times New Roman" w:hAnsi="Times New Roman" w:cs="Times New Roman"/>
+          <w:sz w:val="28"/>
+          <w:szCs w:val="28"/>
+          <w:lang w:eastAsia="ru-RU"/>
+        </w:rPr>
+        <w:lastRenderedPageBreak/>
+        <w:t>этапе проектирования. Проверка выполнялась посредством последовательного выполнения основных пользовательских сценариев работы с приложением.</w:t>
       </w:r>
     </w:p>
     <w:tbl>
@@ -20072,6 +20200,7 @@
           <w:szCs w:val="28"/>
           <w:lang w:eastAsia="ru-RU"/>
         </w:rPr>
+        <w:lastRenderedPageBreak/>
         <w:t>Проведённые испытания показали, что все основные функции системы работают корректно и обеспечивают выполнение поставленных задач. Критических ошибок, препятствующих эксплуатации программного продукта, выявлено не было.</w:t>
       </w:r>
     </w:p>
@@ -20366,6 +20495,7 @@
           <w:sz w:val="28"/>
           <w:szCs w:val="28"/>
         </w:rPr>
+        <w:lastRenderedPageBreak/>
         <w:t>4.4 Результаты тестирования</w:t>
       </w:r>
       <w:bookmarkEnd w:id="31"/>
@@ -20541,7 +20671,16 @@
           <w:sz w:val="28"/>
           <w:szCs w:val="28"/>
         </w:rPr>
-        <w:t>, корректность реализации основных функций и готовность системы к практическому использованию. Проведённое тестирование показало, что разработанное программное обеспечение обеспечивает стабильную работу в различных условиях эксплуатации и соответствует поставленным требованиям.</w:t>
+        <w:t xml:space="preserve">, корректность реализации основных функций и готовность системы к практическому использованию. Проведённое </w:t>
+      </w:r>
+      <w:r>
+        <w:rPr>
+          <w:rFonts w:ascii="Times New Roman" w:hAnsi="Times New Roman" w:cs="Times New Roman"/>
+          <w:sz w:val="28"/>
+          <w:szCs w:val="28"/>
+        </w:rPr>
+        <w:lastRenderedPageBreak/>
+        <w:t>тестирование показало, что разработанное программное обеспечение обеспечивает стабильную работу в различных условиях эксплуатации и соответствует поставленным требованиям.</w:t>
       </w:r>
     </w:p>
     <w:p>
@@ -20581,6 +20720,7 @@
           <w:sz w:val="28"/>
           <w:szCs w:val="28"/>
         </w:rPr>
+        <w:lastRenderedPageBreak/>
         <w:t>ЗАКЛЮЧЕНИЕ</w:t>
       </w:r>
       <w:bookmarkEnd w:id="32"/>
@@ -20808,6 +20948,7 @@
           <w:sz w:val="28"/>
           <w:szCs w:val="28"/>
         </w:rPr>
+        <w:lastRenderedPageBreak/>
         <w:t>Разработанное приложение предоставляет пользователям возможность регистрации и авторизации, публикации фотографий, просмотра контента других пользователей, использования системы комментариев и отметок «Нравится», поиска пользователей и управления собственным профилем. Дополнительно реализованы механизмы локального хранения данных и синхронизации информации после восстановления сетевого подключения.</w:t>
       </w:r>
     </w:p>
@@ -20888,6 +21029,7 @@
           <w:sz w:val="28"/>
           <w:szCs w:val="28"/>
         </w:rPr>
+        <w:lastRenderedPageBreak/>
         <w:t>СПИСОК ИСПОЛЬЗОВАННЫХ ИСТОЧНИКОВ</w:t>
       </w:r>
       <w:bookmarkEnd w:id="33"/>
@@ -21837,6 +21979,7 @@
           <w:sz w:val="28"/>
           <w:szCs w:val="28"/>
         </w:rPr>
+        <w:lastRenderedPageBreak/>
         <w:t xml:space="preserve">15. </w:t>
       </w:r>
       <w:r>
@@ -23800,6 +23943,7 @@
           <w:szCs w:val="28"/>
           <w:lang w:val="ru-RU"/>
         </w:rPr>
+        <w:lastRenderedPageBreak/>
         <w:t>ПРИЛОЖЕНИЯ</w:t>
       </w:r>
       <w:bookmarkEnd w:id="34"/>

--- a/docs/12-final-report/Пояснительная записка.docx
+++ b/docs/12-final-report/Пояснительная записка.docx
@@ -5050,7 +5050,6 @@
         </w:rPr>
         <w:t xml:space="preserve"> </w:t>
       </w:r>
-      <w:proofErr w:type="spellStart"/>
       <w:r>
         <w:rPr>
           <w:rFonts w:ascii="Times New Roman" w:eastAsia="Times New Roman" w:hAnsi="Times New Roman" w:cs="Times New Roman"/>
@@ -5058,9 +5057,8 @@
           <w:sz w:val="26"/>
           <w:u w:val="single" w:color="000009"/>
         </w:rPr>
-        <w:t>физ</w:t>
-      </w:r>
-      <w:proofErr w:type="spellEnd"/>
+        <w:t>техн</w:t>
+      </w:r>
       <w:r>
         <w:rPr>
           <w:rFonts w:ascii="Times New Roman" w:eastAsia="Times New Roman" w:hAnsi="Times New Roman" w:cs="Times New Roman"/>
@@ -5068,7 +5066,7 @@
           <w:sz w:val="26"/>
           <w:u w:val="single" w:color="000009"/>
         </w:rPr>
-        <w:t>-мат.</w:t>
+        <w:t>.</w:t>
       </w:r>
       <w:r>
         <w:rPr>

--- a/docs/12-final-report/Пояснительная записка.docx
+++ b/docs/12-final-report/Пояснительная записка.docx
@@ -21515,6 +21515,119 @@
         </w:rPr>
         <w:t xml:space="preserve">-приложений [Электронный ресурс]. – Режим доступа: </w:t>
       </w:r>
+      <w:hyperlink r:id="rId24" w:history="1">
+        <w:r>
+          <w:rPr>
+            <w:rStyle w:val="a5"/>
+            <w:rFonts w:ascii="Times New Roman" w:hAnsi="Times New Roman" w:cs="Times New Roman"/>
+            <w:sz w:val="28"/>
+            <w:szCs w:val="28"/>
+            <w:lang w:val="en-US"/>
+          </w:rPr>
+          <w:t>https</w:t>
+        </w:r>
+        <w:r>
+          <w:rPr>
+            <w:rStyle w:val="a5"/>
+            <w:rFonts w:ascii="Times New Roman" w:hAnsi="Times New Roman" w:cs="Times New Roman"/>
+            <w:sz w:val="28"/>
+            <w:szCs w:val="28"/>
+          </w:rPr>
+          <w:t>://</w:t>
+        </w:r>
+        <w:r>
+          <w:rPr>
+            <w:rStyle w:val="a5"/>
+            <w:rFonts w:ascii="Times New Roman" w:hAnsi="Times New Roman" w:cs="Times New Roman"/>
+            <w:sz w:val="28"/>
+            <w:szCs w:val="28"/>
+            <w:lang w:val="en-US"/>
+          </w:rPr>
+          <w:t>developer</w:t>
+        </w:r>
+        <w:r>
+          <w:rPr>
+            <w:rStyle w:val="a5"/>
+            <w:rFonts w:ascii="Times New Roman" w:hAnsi="Times New Roman" w:cs="Times New Roman"/>
+            <w:sz w:val="28"/>
+            <w:szCs w:val="28"/>
+          </w:rPr>
+          <w:t>.</w:t>
+        </w:r>
+        <w:r>
+          <w:rPr>
+            <w:rStyle w:val="a5"/>
+            <w:rFonts w:ascii="Times New Roman" w:hAnsi="Times New Roman" w:cs="Times New Roman"/>
+            <w:sz w:val="28"/>
+            <w:szCs w:val="28"/>
+            <w:lang w:val="en-US"/>
+          </w:rPr>
+          <w:t>android</w:t>
+        </w:r>
+        <w:r>
+          <w:rPr>
+            <w:rStyle w:val="a5"/>
+            <w:rFonts w:ascii="Times New Roman" w:hAnsi="Times New Roman" w:cs="Times New Roman"/>
+            <w:sz w:val="28"/>
+            <w:szCs w:val="28"/>
+          </w:rPr>
+          <w:t>.</w:t>
+        </w:r>
+        <w:r>
+          <w:rPr>
+            <w:rStyle w:val="a5"/>
+            <w:rFonts w:ascii="Times New Roman" w:hAnsi="Times New Roman" w:cs="Times New Roman"/>
+            <w:sz w:val="28"/>
+            <w:szCs w:val="28"/>
+            <w:lang w:val="en-US"/>
+          </w:rPr>
+          <w:t>com</w:t>
+        </w:r>
+      </w:hyperlink>
+      <w:r>
+        <w:rPr>
+          <w:rFonts w:ascii="Times New Roman" w:hAnsi="Times New Roman" w:cs="Times New Roman"/>
+          <w:sz w:val="28"/>
+          <w:szCs w:val="28"/>
+        </w:rPr>
+        <w:t xml:space="preserve"> (дата обращения: 01.0</w:t>
+      </w:r>
+      <w:r>
+        <w:rPr>
+          <w:rFonts w:ascii="Times New Roman" w:hAnsi="Times New Roman" w:cs="Times New Roman"/>
+          <w:sz w:val="28"/>
+          <w:szCs w:val="28"/>
+        </w:rPr>
+        <w:t>4</w:t>
+      </w:r>
+      <w:r>
+        <w:rPr>
+          <w:rFonts w:ascii="Times New Roman" w:hAnsi="Times New Roman" w:cs="Times New Roman"/>
+          <w:sz w:val="28"/>
+          <w:szCs w:val="28"/>
+        </w:rPr>
+        <w:t>.2026).</w:t>
+      </w:r>
+    </w:p>
+    <w:p>
+      <w:pPr>
+        <w:spacing w:after="0" w:line="360" w:lineRule="auto"/>
+        <w:ind w:firstLine="709"/>
+        <w:jc w:val="both"/>
+        <w:rPr>
+          <w:rFonts w:ascii="Times New Roman" w:hAnsi="Times New Roman" w:cs="Times New Roman"/>
+          <w:sz w:val="28"/>
+          <w:szCs w:val="28"/>
+        </w:rPr>
+      </w:pPr>
+      <w:r>
+        <w:rPr>
+          <w:rFonts w:ascii="Times New Roman" w:hAnsi="Times New Roman" w:cs="Times New Roman"/>
+          <w:sz w:val="28"/>
+          <w:szCs w:val="28"/>
+        </w:rPr>
+        <w:t xml:space="preserve">13. </w:t>
+      </w:r>
       <w:r>
         <w:rPr>
           <w:rFonts w:ascii="Times New Roman" w:hAnsi="Times New Roman" w:cs="Times New Roman"/>
@@ -21522,15 +21635,15 @@
           <w:szCs w:val="28"/>
           <w:lang w:val="en-US"/>
         </w:rPr>
-        <w:t>https</w:t>
-      </w:r>
-      <w:r>
-        <w:rPr>
-          <w:rFonts w:ascii="Times New Roman" w:hAnsi="Times New Roman" w:cs="Times New Roman"/>
-          <w:sz w:val="28"/>
-          <w:szCs w:val="28"/>
-        </w:rPr>
-        <w:t>://</w:t>
+        <w:t>Kotlin</w:t>
+      </w:r>
+      <w:r>
+        <w:rPr>
+          <w:rFonts w:ascii="Times New Roman" w:hAnsi="Times New Roman" w:cs="Times New Roman"/>
+          <w:sz w:val="28"/>
+          <w:szCs w:val="28"/>
+        </w:rPr>
+        <w:t xml:space="preserve"> </w:t>
       </w:r>
       <w:r>
         <w:rPr>
@@ -21539,15 +21652,146 @@
           <w:szCs w:val="28"/>
           <w:lang w:val="en-US"/>
         </w:rPr>
-        <w:t>developer</w:t>
-      </w:r>
-      <w:r>
-        <w:rPr>
-          <w:rFonts w:ascii="Times New Roman" w:hAnsi="Times New Roman" w:cs="Times New Roman"/>
-          <w:sz w:val="28"/>
-          <w:szCs w:val="28"/>
-        </w:rPr>
-        <w:t>.</w:t>
+        <w:t>Documentation</w:t>
+      </w:r>
+      <w:r>
+        <w:rPr>
+          <w:rFonts w:ascii="Times New Roman" w:hAnsi="Times New Roman" w:cs="Times New Roman"/>
+          <w:sz w:val="28"/>
+          <w:szCs w:val="28"/>
+        </w:rPr>
+        <w:t xml:space="preserve"> [Электронный ресурс]. – Режим доступа: </w:t>
+      </w:r>
+      <w:hyperlink r:id="rId25" w:history="1">
+        <w:r>
+          <w:rPr>
+            <w:rStyle w:val="a5"/>
+            <w:rFonts w:ascii="Times New Roman" w:hAnsi="Times New Roman" w:cs="Times New Roman"/>
+            <w:sz w:val="28"/>
+            <w:szCs w:val="28"/>
+            <w:lang w:val="en-US"/>
+          </w:rPr>
+          <w:t>https</w:t>
+        </w:r>
+        <w:r>
+          <w:rPr>
+            <w:rStyle w:val="a5"/>
+            <w:rFonts w:ascii="Times New Roman" w:hAnsi="Times New Roman" w:cs="Times New Roman"/>
+            <w:sz w:val="28"/>
+            <w:szCs w:val="28"/>
+          </w:rPr>
+          <w:t>://</w:t>
+        </w:r>
+        <w:proofErr w:type="spellStart"/>
+        <w:r>
+          <w:rPr>
+            <w:rStyle w:val="a5"/>
+            <w:rFonts w:ascii="Times New Roman" w:hAnsi="Times New Roman" w:cs="Times New Roman"/>
+            <w:sz w:val="28"/>
+            <w:szCs w:val="28"/>
+            <w:lang w:val="en-US"/>
+          </w:rPr>
+          <w:t>kotlinlang</w:t>
+        </w:r>
+        <w:proofErr w:type="spellEnd"/>
+        <w:r>
+          <w:rPr>
+            <w:rStyle w:val="a5"/>
+            <w:rFonts w:ascii="Times New Roman" w:hAnsi="Times New Roman" w:cs="Times New Roman"/>
+            <w:sz w:val="28"/>
+            <w:szCs w:val="28"/>
+          </w:rPr>
+          <w:t>.</w:t>
+        </w:r>
+        <w:r>
+          <w:rPr>
+            <w:rStyle w:val="a5"/>
+            <w:rFonts w:ascii="Times New Roman" w:hAnsi="Times New Roman" w:cs="Times New Roman"/>
+            <w:sz w:val="28"/>
+            <w:szCs w:val="28"/>
+            <w:lang w:val="en-US"/>
+          </w:rPr>
+          <w:t>org</w:t>
+        </w:r>
+        <w:r>
+          <w:rPr>
+            <w:rStyle w:val="a5"/>
+            <w:rFonts w:ascii="Times New Roman" w:hAnsi="Times New Roman" w:cs="Times New Roman"/>
+            <w:sz w:val="28"/>
+            <w:szCs w:val="28"/>
+          </w:rPr>
+          <w:t>/</w:t>
+        </w:r>
+        <w:r>
+          <w:rPr>
+            <w:rStyle w:val="a5"/>
+            <w:rFonts w:ascii="Times New Roman" w:hAnsi="Times New Roman" w:cs="Times New Roman"/>
+            <w:sz w:val="28"/>
+            <w:szCs w:val="28"/>
+            <w:lang w:val="en-US"/>
+          </w:rPr>
+          <w:t>docs</w:t>
+        </w:r>
+      </w:hyperlink>
+      <w:r>
+        <w:rPr>
+          <w:rFonts w:ascii="Times New Roman" w:hAnsi="Times New Roman" w:cs="Times New Roman"/>
+          <w:sz w:val="28"/>
+          <w:szCs w:val="28"/>
+        </w:rPr>
+        <w:t xml:space="preserve"> (дата обращения: 0</w:t>
+      </w:r>
+      <w:r>
+        <w:rPr>
+          <w:rFonts w:ascii="Times New Roman" w:hAnsi="Times New Roman" w:cs="Times New Roman"/>
+          <w:sz w:val="28"/>
+          <w:szCs w:val="28"/>
+        </w:rPr>
+        <w:t>3</w:t>
+      </w:r>
+      <w:r>
+        <w:rPr>
+          <w:rFonts w:ascii="Times New Roman" w:hAnsi="Times New Roman" w:cs="Times New Roman"/>
+          <w:sz w:val="28"/>
+          <w:szCs w:val="28"/>
+        </w:rPr>
+        <w:t>.0</w:t>
+      </w:r>
+      <w:r>
+        <w:rPr>
+          <w:rFonts w:ascii="Times New Roman" w:hAnsi="Times New Roman" w:cs="Times New Roman"/>
+          <w:sz w:val="28"/>
+          <w:szCs w:val="28"/>
+        </w:rPr>
+        <w:t>4</w:t>
+      </w:r>
+      <w:r>
+        <w:rPr>
+          <w:rFonts w:ascii="Times New Roman" w:hAnsi="Times New Roman" w:cs="Times New Roman"/>
+          <w:sz w:val="28"/>
+          <w:szCs w:val="28"/>
+        </w:rPr>
+        <w:t>.2026).</w:t>
+      </w:r>
+    </w:p>
+    <w:p>
+      <w:pPr>
+        <w:spacing w:after="0" w:line="360" w:lineRule="auto"/>
+        <w:ind w:firstLine="709"/>
+        <w:jc w:val="both"/>
+        <w:rPr>
+          <w:rFonts w:ascii="Times New Roman" w:hAnsi="Times New Roman" w:cs="Times New Roman"/>
+          <w:sz w:val="28"/>
+          <w:szCs w:val="28"/>
+        </w:rPr>
+      </w:pPr>
+      <w:r>
+        <w:rPr>
+          <w:rFonts w:ascii="Times New Roman" w:hAnsi="Times New Roman" w:cs="Times New Roman"/>
+          <w:sz w:val="28"/>
+          <w:szCs w:val="28"/>
+        </w:rPr>
+        <w:t xml:space="preserve">14. </w:t>
       </w:r>
       <w:r>
         <w:rPr>
@@ -21556,15 +21800,15 @@
           <w:szCs w:val="28"/>
           <w:lang w:val="en-US"/>
         </w:rPr>
-        <w:t>android</w:t>
-      </w:r>
-      <w:r>
-        <w:rPr>
-          <w:rFonts w:ascii="Times New Roman" w:hAnsi="Times New Roman" w:cs="Times New Roman"/>
-          <w:sz w:val="28"/>
-          <w:szCs w:val="28"/>
-        </w:rPr>
-        <w:t>.</w:t>
+        <w:t>Jetpack</w:t>
+      </w:r>
+      <w:r>
+        <w:rPr>
+          <w:rFonts w:ascii="Times New Roman" w:hAnsi="Times New Roman" w:cs="Times New Roman"/>
+          <w:sz w:val="28"/>
+          <w:szCs w:val="28"/>
+        </w:rPr>
+        <w:t xml:space="preserve"> </w:t>
       </w:r>
       <w:r>
         <w:rPr>
@@ -21573,51 +21817,15 @@
           <w:szCs w:val="28"/>
           <w:lang w:val="en-US"/>
         </w:rPr>
-        <w:t>com</w:t>
-      </w:r>
-      <w:r>
-        <w:rPr>
-          <w:rFonts w:ascii="Times New Roman" w:hAnsi="Times New Roman" w:cs="Times New Roman"/>
-          <w:sz w:val="28"/>
-          <w:szCs w:val="28"/>
-        </w:rPr>
-        <w:t xml:space="preserve"> (дата обращения: 01.0</w:t>
-      </w:r>
-      <w:r>
-        <w:rPr>
-          <w:rFonts w:ascii="Times New Roman" w:hAnsi="Times New Roman" w:cs="Times New Roman"/>
-          <w:sz w:val="28"/>
-          <w:szCs w:val="28"/>
-        </w:rPr>
-        <w:t>4</w:t>
-      </w:r>
-      <w:r>
-        <w:rPr>
-          <w:rFonts w:ascii="Times New Roman" w:hAnsi="Times New Roman" w:cs="Times New Roman"/>
-          <w:sz w:val="28"/>
-          <w:szCs w:val="28"/>
-        </w:rPr>
-        <w:t>.2026).</w:t>
-      </w:r>
-    </w:p>
-    <w:p>
-      <w:pPr>
-        <w:spacing w:after="0" w:line="360" w:lineRule="auto"/>
-        <w:ind w:firstLine="709"/>
-        <w:jc w:val="both"/>
-        <w:rPr>
-          <w:rFonts w:ascii="Times New Roman" w:hAnsi="Times New Roman" w:cs="Times New Roman"/>
-          <w:sz w:val="28"/>
-          <w:szCs w:val="28"/>
-        </w:rPr>
-      </w:pPr>
-      <w:r>
-        <w:rPr>
-          <w:rFonts w:ascii="Times New Roman" w:hAnsi="Times New Roman" w:cs="Times New Roman"/>
-          <w:sz w:val="28"/>
-          <w:szCs w:val="28"/>
-        </w:rPr>
-        <w:t xml:space="preserve">13. </w:t>
+        <w:t>Compose</w:t>
+      </w:r>
+      <w:r>
+        <w:rPr>
+          <w:rFonts w:ascii="Times New Roman" w:hAnsi="Times New Roman" w:cs="Times New Roman"/>
+          <w:sz w:val="28"/>
+          <w:szCs w:val="28"/>
+        </w:rPr>
+        <w:t xml:space="preserve"> </w:t>
       </w:r>
       <w:r>
         <w:rPr>
@@ -21626,23 +21834,6 @@
           <w:szCs w:val="28"/>
           <w:lang w:val="en-US"/>
         </w:rPr>
-        <w:t>Kotlin</w:t>
-      </w:r>
-      <w:r>
-        <w:rPr>
-          <w:rFonts w:ascii="Times New Roman" w:hAnsi="Times New Roman" w:cs="Times New Roman"/>
-          <w:sz w:val="28"/>
-          <w:szCs w:val="28"/>
-        </w:rPr>
-        <w:t xml:space="preserve"> </w:t>
-      </w:r>
-      <w:r>
-        <w:rPr>
-          <w:rFonts w:ascii="Times New Roman" w:hAnsi="Times New Roman" w:cs="Times New Roman"/>
-          <w:sz w:val="28"/>
-          <w:szCs w:val="28"/>
-          <w:lang w:val="en-US"/>
-        </w:rPr>
         <w:t>Documentation</w:t>
       </w:r>
       <w:r>
@@ -21653,273 +21844,113 @@
         </w:rPr>
         <w:t xml:space="preserve"> [Электронный ресурс]. – Режим доступа: </w:t>
       </w:r>
-      <w:r>
-        <w:rPr>
-          <w:rFonts w:ascii="Times New Roman" w:hAnsi="Times New Roman" w:cs="Times New Roman"/>
-          <w:sz w:val="28"/>
-          <w:szCs w:val="28"/>
-          <w:lang w:val="en-US"/>
-        </w:rPr>
-        <w:t>https</w:t>
-      </w:r>
-      <w:r>
-        <w:rPr>
-          <w:rFonts w:ascii="Times New Roman" w:hAnsi="Times New Roman" w:cs="Times New Roman"/>
-          <w:sz w:val="28"/>
-          <w:szCs w:val="28"/>
-        </w:rPr>
-        <w:t>://</w:t>
-      </w:r>
-      <w:proofErr w:type="spellStart"/>
-      <w:r>
-        <w:rPr>
-          <w:rFonts w:ascii="Times New Roman" w:hAnsi="Times New Roman" w:cs="Times New Roman"/>
-          <w:sz w:val="28"/>
-          <w:szCs w:val="28"/>
-          <w:lang w:val="en-US"/>
-        </w:rPr>
-        <w:t>kotlinlang</w:t>
-      </w:r>
-      <w:proofErr w:type="spellEnd"/>
-      <w:r>
-        <w:rPr>
-          <w:rFonts w:ascii="Times New Roman" w:hAnsi="Times New Roman" w:cs="Times New Roman"/>
-          <w:sz w:val="28"/>
-          <w:szCs w:val="28"/>
-        </w:rPr>
-        <w:t>.</w:t>
-      </w:r>
-      <w:r>
-        <w:rPr>
-          <w:rFonts w:ascii="Times New Roman" w:hAnsi="Times New Roman" w:cs="Times New Roman"/>
-          <w:sz w:val="28"/>
-          <w:szCs w:val="28"/>
-          <w:lang w:val="en-US"/>
-        </w:rPr>
-        <w:t>org</w:t>
-      </w:r>
-      <w:r>
-        <w:rPr>
-          <w:rFonts w:ascii="Times New Roman" w:hAnsi="Times New Roman" w:cs="Times New Roman"/>
-          <w:sz w:val="28"/>
-          <w:szCs w:val="28"/>
-        </w:rPr>
-        <w:t>/</w:t>
-      </w:r>
-      <w:r>
-        <w:rPr>
-          <w:rFonts w:ascii="Times New Roman" w:hAnsi="Times New Roman" w:cs="Times New Roman"/>
-          <w:sz w:val="28"/>
-          <w:szCs w:val="28"/>
-          <w:lang w:val="en-US"/>
-        </w:rPr>
-        <w:t>docs</w:t>
-      </w:r>
-      <w:r>
-        <w:rPr>
-          <w:rFonts w:ascii="Times New Roman" w:hAnsi="Times New Roman" w:cs="Times New Roman"/>
-          <w:sz w:val="28"/>
-          <w:szCs w:val="28"/>
-        </w:rPr>
-        <w:t xml:space="preserve"> (дата обращения: 0</w:t>
-      </w:r>
-      <w:r>
-        <w:rPr>
-          <w:rFonts w:ascii="Times New Roman" w:hAnsi="Times New Roman" w:cs="Times New Roman"/>
-          <w:sz w:val="28"/>
-          <w:szCs w:val="28"/>
-        </w:rPr>
-        <w:t>3</w:t>
-      </w:r>
-      <w:r>
-        <w:rPr>
-          <w:rFonts w:ascii="Times New Roman" w:hAnsi="Times New Roman" w:cs="Times New Roman"/>
-          <w:sz w:val="28"/>
-          <w:szCs w:val="28"/>
-        </w:rPr>
-        <w:t>.0</w:t>
-      </w:r>
-      <w:r>
-        <w:rPr>
-          <w:rFonts w:ascii="Times New Roman" w:hAnsi="Times New Roman" w:cs="Times New Roman"/>
-          <w:sz w:val="28"/>
-          <w:szCs w:val="28"/>
-        </w:rPr>
-        <w:t>4</w:t>
-      </w:r>
-      <w:r>
-        <w:rPr>
-          <w:rFonts w:ascii="Times New Roman" w:hAnsi="Times New Roman" w:cs="Times New Roman"/>
-          <w:sz w:val="28"/>
-          <w:szCs w:val="28"/>
-        </w:rPr>
-        <w:t>.2026).</w:t>
-      </w:r>
-    </w:p>
-    <w:p>
-      <w:pPr>
-        <w:spacing w:after="0" w:line="360" w:lineRule="auto"/>
-        <w:ind w:firstLine="709"/>
-        <w:jc w:val="both"/>
-        <w:rPr>
-          <w:rFonts w:ascii="Times New Roman" w:hAnsi="Times New Roman" w:cs="Times New Roman"/>
-          <w:sz w:val="28"/>
-          <w:szCs w:val="28"/>
-        </w:rPr>
-      </w:pPr>
-      <w:r>
-        <w:rPr>
-          <w:rFonts w:ascii="Times New Roman" w:hAnsi="Times New Roman" w:cs="Times New Roman"/>
-          <w:sz w:val="28"/>
-          <w:szCs w:val="28"/>
-        </w:rPr>
-        <w:t xml:space="preserve">14. </w:t>
-      </w:r>
-      <w:r>
-        <w:rPr>
-          <w:rFonts w:ascii="Times New Roman" w:hAnsi="Times New Roman" w:cs="Times New Roman"/>
-          <w:sz w:val="28"/>
-          <w:szCs w:val="28"/>
-          <w:lang w:val="en-US"/>
-        </w:rPr>
-        <w:t>Jetpack</w:t>
-      </w:r>
-      <w:r>
-        <w:rPr>
-          <w:rFonts w:ascii="Times New Roman" w:hAnsi="Times New Roman" w:cs="Times New Roman"/>
-          <w:sz w:val="28"/>
-          <w:szCs w:val="28"/>
-        </w:rPr>
-        <w:t xml:space="preserve"> </w:t>
-      </w:r>
-      <w:r>
-        <w:rPr>
-          <w:rFonts w:ascii="Times New Roman" w:hAnsi="Times New Roman" w:cs="Times New Roman"/>
-          <w:sz w:val="28"/>
-          <w:szCs w:val="28"/>
-          <w:lang w:val="en-US"/>
-        </w:rPr>
-        <w:t>Compose</w:t>
-      </w:r>
-      <w:r>
-        <w:rPr>
-          <w:rFonts w:ascii="Times New Roman" w:hAnsi="Times New Roman" w:cs="Times New Roman"/>
-          <w:sz w:val="28"/>
-          <w:szCs w:val="28"/>
-        </w:rPr>
-        <w:t xml:space="preserve"> </w:t>
-      </w:r>
-      <w:r>
-        <w:rPr>
-          <w:rFonts w:ascii="Times New Roman" w:hAnsi="Times New Roman" w:cs="Times New Roman"/>
-          <w:sz w:val="28"/>
-          <w:szCs w:val="28"/>
-          <w:lang w:val="en-US"/>
-        </w:rPr>
-        <w:t>Documentation</w:t>
-      </w:r>
-      <w:r>
-        <w:rPr>
-          <w:rFonts w:ascii="Times New Roman" w:hAnsi="Times New Roman" w:cs="Times New Roman"/>
-          <w:sz w:val="28"/>
-          <w:szCs w:val="28"/>
-        </w:rPr>
-        <w:t xml:space="preserve"> [Электронный ресурс]. – Режим доступа: </w:t>
-      </w:r>
-      <w:r>
-        <w:rPr>
-          <w:rFonts w:ascii="Times New Roman" w:hAnsi="Times New Roman" w:cs="Times New Roman"/>
-          <w:sz w:val="28"/>
-          <w:szCs w:val="28"/>
-          <w:lang w:val="en-US"/>
-        </w:rPr>
-        <w:t>https</w:t>
-      </w:r>
-      <w:r>
-        <w:rPr>
-          <w:rFonts w:ascii="Times New Roman" w:hAnsi="Times New Roman" w:cs="Times New Roman"/>
-          <w:sz w:val="28"/>
-          <w:szCs w:val="28"/>
-        </w:rPr>
-        <w:t>://</w:t>
-      </w:r>
-      <w:r>
-        <w:rPr>
-          <w:rFonts w:ascii="Times New Roman" w:hAnsi="Times New Roman" w:cs="Times New Roman"/>
-          <w:sz w:val="28"/>
-          <w:szCs w:val="28"/>
-          <w:lang w:val="en-US"/>
-        </w:rPr>
-        <w:t>developer</w:t>
-      </w:r>
-      <w:r>
-        <w:rPr>
-          <w:rFonts w:ascii="Times New Roman" w:hAnsi="Times New Roman" w:cs="Times New Roman"/>
-          <w:sz w:val="28"/>
-          <w:szCs w:val="28"/>
-        </w:rPr>
-        <w:t>.</w:t>
-      </w:r>
-      <w:r>
-        <w:rPr>
-          <w:rFonts w:ascii="Times New Roman" w:hAnsi="Times New Roman" w:cs="Times New Roman"/>
-          <w:sz w:val="28"/>
-          <w:szCs w:val="28"/>
-          <w:lang w:val="en-US"/>
-        </w:rPr>
-        <w:t>android</w:t>
-      </w:r>
-      <w:r>
-        <w:rPr>
-          <w:rFonts w:ascii="Times New Roman" w:hAnsi="Times New Roman" w:cs="Times New Roman"/>
-          <w:sz w:val="28"/>
-          <w:szCs w:val="28"/>
-        </w:rPr>
-        <w:t>.</w:t>
-      </w:r>
-      <w:r>
-        <w:rPr>
-          <w:rFonts w:ascii="Times New Roman" w:hAnsi="Times New Roman" w:cs="Times New Roman"/>
-          <w:sz w:val="28"/>
-          <w:szCs w:val="28"/>
-          <w:lang w:val="en-US"/>
-        </w:rPr>
-        <w:t>com</w:t>
-      </w:r>
-      <w:r>
-        <w:rPr>
-          <w:rFonts w:ascii="Times New Roman" w:hAnsi="Times New Roman" w:cs="Times New Roman"/>
-          <w:sz w:val="28"/>
-          <w:szCs w:val="28"/>
-        </w:rPr>
-        <w:t>/</w:t>
-      </w:r>
-      <w:r>
-        <w:rPr>
-          <w:rFonts w:ascii="Times New Roman" w:hAnsi="Times New Roman" w:cs="Times New Roman"/>
-          <w:sz w:val="28"/>
-          <w:szCs w:val="28"/>
-          <w:lang w:val="en-US"/>
-        </w:rPr>
-        <w:t>jetpack</w:t>
-      </w:r>
-      <w:r>
-        <w:rPr>
-          <w:rFonts w:ascii="Times New Roman" w:hAnsi="Times New Roman" w:cs="Times New Roman"/>
-          <w:sz w:val="28"/>
-          <w:szCs w:val="28"/>
-        </w:rPr>
-        <w:t>/</w:t>
-      </w:r>
-      <w:r>
-        <w:rPr>
-          <w:rFonts w:ascii="Times New Roman" w:hAnsi="Times New Roman" w:cs="Times New Roman"/>
-          <w:sz w:val="28"/>
-          <w:szCs w:val="28"/>
-          <w:lang w:val="en-US"/>
-        </w:rPr>
-        <w:t>compose</w:t>
-      </w:r>
+      <w:hyperlink r:id="rId26" w:history="1">
+        <w:r>
+          <w:rPr>
+            <w:rStyle w:val="a5"/>
+            <w:rFonts w:ascii="Times New Roman" w:hAnsi="Times New Roman" w:cs="Times New Roman"/>
+            <w:sz w:val="28"/>
+            <w:szCs w:val="28"/>
+            <w:lang w:val="en-US"/>
+          </w:rPr>
+          <w:t>https</w:t>
+        </w:r>
+        <w:r>
+          <w:rPr>
+            <w:rStyle w:val="a5"/>
+            <w:rFonts w:ascii="Times New Roman" w:hAnsi="Times New Roman" w:cs="Times New Roman"/>
+            <w:sz w:val="28"/>
+            <w:szCs w:val="28"/>
+          </w:rPr>
+          <w:t>://</w:t>
+        </w:r>
+        <w:r>
+          <w:rPr>
+            <w:rStyle w:val="a5"/>
+            <w:rFonts w:ascii="Times New Roman" w:hAnsi="Times New Roman" w:cs="Times New Roman"/>
+            <w:sz w:val="28"/>
+            <w:szCs w:val="28"/>
+            <w:lang w:val="en-US"/>
+          </w:rPr>
+          <w:t>developer</w:t>
+        </w:r>
+        <w:r>
+          <w:rPr>
+            <w:rStyle w:val="a5"/>
+            <w:rFonts w:ascii="Times New Roman" w:hAnsi="Times New Roman" w:cs="Times New Roman"/>
+            <w:sz w:val="28"/>
+            <w:szCs w:val="28"/>
+          </w:rPr>
+          <w:t>.</w:t>
+        </w:r>
+        <w:r>
+          <w:rPr>
+            <w:rStyle w:val="a5"/>
+            <w:rFonts w:ascii="Times New Roman" w:hAnsi="Times New Roman" w:cs="Times New Roman"/>
+            <w:sz w:val="28"/>
+            <w:szCs w:val="28"/>
+            <w:lang w:val="en-US"/>
+          </w:rPr>
+          <w:t>android</w:t>
+        </w:r>
+        <w:r>
+          <w:rPr>
+            <w:rStyle w:val="a5"/>
+            <w:rFonts w:ascii="Times New Roman" w:hAnsi="Times New Roman" w:cs="Times New Roman"/>
+            <w:sz w:val="28"/>
+            <w:szCs w:val="28"/>
+          </w:rPr>
+          <w:t>.</w:t>
+        </w:r>
+        <w:r>
+          <w:rPr>
+            <w:rStyle w:val="a5"/>
+            <w:rFonts w:ascii="Times New Roman" w:hAnsi="Times New Roman" w:cs="Times New Roman"/>
+            <w:sz w:val="28"/>
+            <w:szCs w:val="28"/>
+            <w:lang w:val="en-US"/>
+          </w:rPr>
+          <w:t>com</w:t>
+        </w:r>
+        <w:r>
+          <w:rPr>
+            <w:rStyle w:val="a5"/>
+            <w:rFonts w:ascii="Times New Roman" w:hAnsi="Times New Roman" w:cs="Times New Roman"/>
+            <w:sz w:val="28"/>
+            <w:szCs w:val="28"/>
+          </w:rPr>
+          <w:t>/</w:t>
+        </w:r>
+        <w:r>
+          <w:rPr>
+            <w:rStyle w:val="a5"/>
+            <w:rFonts w:ascii="Times New Roman" w:hAnsi="Times New Roman" w:cs="Times New Roman"/>
+            <w:sz w:val="28"/>
+            <w:szCs w:val="28"/>
+            <w:lang w:val="en-US"/>
+          </w:rPr>
+          <w:t>jetpack</w:t>
+        </w:r>
+        <w:r>
+          <w:rPr>
+            <w:rStyle w:val="a5"/>
+            <w:rFonts w:ascii="Times New Roman" w:hAnsi="Times New Roman" w:cs="Times New Roman"/>
+            <w:sz w:val="28"/>
+            <w:szCs w:val="28"/>
+          </w:rPr>
+          <w:t>/</w:t>
+        </w:r>
+        <w:r>
+          <w:rPr>
+            <w:rStyle w:val="a5"/>
+            <w:rFonts w:ascii="Times New Roman" w:hAnsi="Times New Roman" w:cs="Times New Roman"/>
+            <w:sz w:val="28"/>
+            <w:szCs w:val="28"/>
+            <w:lang w:val="en-US"/>
+          </w:rPr>
+          <w:t>compose</w:t>
+        </w:r>
+      </w:hyperlink>
       <w:r>
         <w:rPr>
           <w:rFonts w:ascii="Times New Roman" w:hAnsi="Times New Roman" w:cs="Times New Roman"/>
@@ -22113,6 +22144,192 @@
         </w:rPr>
         <w:t xml:space="preserve">доступа: </w:t>
       </w:r>
+      <w:hyperlink r:id="rId27" w:history="1">
+        <w:r>
+          <w:rPr>
+            <w:rStyle w:val="a5"/>
+            <w:rFonts w:ascii="Times New Roman" w:hAnsi="Times New Roman" w:cs="Times New Roman"/>
+            <w:sz w:val="28"/>
+            <w:szCs w:val="28"/>
+            <w:lang w:val="en-US"/>
+          </w:rPr>
+          <w:t>https</w:t>
+        </w:r>
+        <w:r>
+          <w:rPr>
+            <w:rStyle w:val="a5"/>
+            <w:rFonts w:ascii="Times New Roman" w:hAnsi="Times New Roman" w:cs="Times New Roman"/>
+            <w:sz w:val="28"/>
+            <w:szCs w:val="28"/>
+          </w:rPr>
+          <w:t>://</w:t>
+        </w:r>
+        <w:r>
+          <w:rPr>
+            <w:rStyle w:val="a5"/>
+            <w:rFonts w:ascii="Times New Roman" w:hAnsi="Times New Roman" w:cs="Times New Roman"/>
+            <w:sz w:val="28"/>
+            <w:szCs w:val="28"/>
+            <w:lang w:val="en-US"/>
+          </w:rPr>
+          <w:t>developer</w:t>
+        </w:r>
+        <w:r>
+          <w:rPr>
+            <w:rStyle w:val="a5"/>
+            <w:rFonts w:ascii="Times New Roman" w:hAnsi="Times New Roman" w:cs="Times New Roman"/>
+            <w:sz w:val="28"/>
+            <w:szCs w:val="28"/>
+          </w:rPr>
+          <w:t>.</w:t>
+        </w:r>
+        <w:r>
+          <w:rPr>
+            <w:rStyle w:val="a5"/>
+            <w:rFonts w:ascii="Times New Roman" w:hAnsi="Times New Roman" w:cs="Times New Roman"/>
+            <w:sz w:val="28"/>
+            <w:szCs w:val="28"/>
+            <w:lang w:val="en-US"/>
+          </w:rPr>
+          <w:t>android</w:t>
+        </w:r>
+        <w:r>
+          <w:rPr>
+            <w:rStyle w:val="a5"/>
+            <w:rFonts w:ascii="Times New Roman" w:hAnsi="Times New Roman" w:cs="Times New Roman"/>
+            <w:sz w:val="28"/>
+            <w:szCs w:val="28"/>
+          </w:rPr>
+          <w:t>.</w:t>
+        </w:r>
+        <w:r>
+          <w:rPr>
+            <w:rStyle w:val="a5"/>
+            <w:rFonts w:ascii="Times New Roman" w:hAnsi="Times New Roman" w:cs="Times New Roman"/>
+            <w:sz w:val="28"/>
+            <w:szCs w:val="28"/>
+            <w:lang w:val="en-US"/>
+          </w:rPr>
+          <w:t>com</w:t>
+        </w:r>
+        <w:r>
+          <w:rPr>
+            <w:rStyle w:val="a5"/>
+            <w:rFonts w:ascii="Times New Roman" w:hAnsi="Times New Roman" w:cs="Times New Roman"/>
+            <w:sz w:val="28"/>
+            <w:szCs w:val="28"/>
+          </w:rPr>
+          <w:t>/</w:t>
+        </w:r>
+        <w:r>
+          <w:rPr>
+            <w:rStyle w:val="a5"/>
+            <w:rFonts w:ascii="Times New Roman" w:hAnsi="Times New Roman" w:cs="Times New Roman"/>
+            <w:sz w:val="28"/>
+            <w:szCs w:val="28"/>
+            <w:lang w:val="en-US"/>
+          </w:rPr>
+          <w:t>topic</w:t>
+        </w:r>
+        <w:r>
+          <w:rPr>
+            <w:rStyle w:val="a5"/>
+            <w:rFonts w:ascii="Times New Roman" w:hAnsi="Times New Roman" w:cs="Times New Roman"/>
+            <w:sz w:val="28"/>
+            <w:szCs w:val="28"/>
+          </w:rPr>
+          <w:t>/</w:t>
+        </w:r>
+        <w:r>
+          <w:rPr>
+            <w:rStyle w:val="a5"/>
+            <w:rFonts w:ascii="Times New Roman" w:hAnsi="Times New Roman" w:cs="Times New Roman"/>
+            <w:sz w:val="28"/>
+            <w:szCs w:val="28"/>
+            <w:lang w:val="en-US"/>
+          </w:rPr>
+          <w:t>libraries</w:t>
+        </w:r>
+        <w:r>
+          <w:rPr>
+            <w:rStyle w:val="a5"/>
+            <w:rFonts w:ascii="Times New Roman" w:hAnsi="Times New Roman" w:cs="Times New Roman"/>
+            <w:sz w:val="28"/>
+            <w:szCs w:val="28"/>
+          </w:rPr>
+          <w:t>/</w:t>
+        </w:r>
+        <w:r>
+          <w:rPr>
+            <w:rStyle w:val="a5"/>
+            <w:rFonts w:ascii="Times New Roman" w:hAnsi="Times New Roman" w:cs="Times New Roman"/>
+            <w:sz w:val="28"/>
+            <w:szCs w:val="28"/>
+            <w:lang w:val="en-US"/>
+          </w:rPr>
+          <w:t>architecture</w:t>
+        </w:r>
+      </w:hyperlink>
+      <w:r>
+        <w:rPr>
+          <w:rFonts w:ascii="Times New Roman" w:hAnsi="Times New Roman" w:cs="Times New Roman"/>
+          <w:sz w:val="28"/>
+          <w:szCs w:val="28"/>
+        </w:rPr>
+        <w:t xml:space="preserve"> (дата обращения: </w:t>
+      </w:r>
+      <w:r>
+        <w:rPr>
+          <w:rFonts w:ascii="Times New Roman" w:hAnsi="Times New Roman" w:cs="Times New Roman"/>
+          <w:sz w:val="28"/>
+          <w:szCs w:val="28"/>
+        </w:rPr>
+        <w:t>20</w:t>
+      </w:r>
+      <w:r>
+        <w:rPr>
+          <w:rFonts w:ascii="Times New Roman" w:hAnsi="Times New Roman" w:cs="Times New Roman"/>
+          <w:sz w:val="28"/>
+          <w:szCs w:val="28"/>
+        </w:rPr>
+        <w:t>.0</w:t>
+      </w:r>
+      <w:r>
+        <w:rPr>
+          <w:rFonts w:ascii="Times New Roman" w:hAnsi="Times New Roman" w:cs="Times New Roman"/>
+          <w:sz w:val="28"/>
+          <w:szCs w:val="28"/>
+        </w:rPr>
+        <w:t>4</w:t>
+      </w:r>
+      <w:r>
+        <w:rPr>
+          <w:rFonts w:ascii="Times New Roman" w:hAnsi="Times New Roman" w:cs="Times New Roman"/>
+          <w:sz w:val="28"/>
+          <w:szCs w:val="28"/>
+        </w:rPr>
+        <w:t>.2026).</w:t>
+      </w:r>
+    </w:p>
+    <w:p>
+      <w:pPr>
+        <w:spacing w:after="0" w:line="360" w:lineRule="auto"/>
+        <w:ind w:firstLine="709"/>
+        <w:jc w:val="both"/>
+        <w:rPr>
+          <w:rFonts w:ascii="Times New Roman" w:hAnsi="Times New Roman" w:cs="Times New Roman"/>
+          <w:sz w:val="28"/>
+          <w:szCs w:val="28"/>
+        </w:rPr>
+      </w:pPr>
+      <w:r>
+        <w:rPr>
+          <w:rFonts w:ascii="Times New Roman" w:hAnsi="Times New Roman" w:cs="Times New Roman"/>
+          <w:sz w:val="28"/>
+          <w:szCs w:val="28"/>
+        </w:rPr>
+        <w:t xml:space="preserve">16. </w:t>
+      </w:r>
       <w:r>
         <w:rPr>
           <w:rFonts w:ascii="Times New Roman" w:hAnsi="Times New Roman" w:cs="Times New Roman"/>
@@ -22120,15 +22337,15 @@
           <w:szCs w:val="28"/>
           <w:lang w:val="en-US"/>
         </w:rPr>
-        <w:t>https</w:t>
-      </w:r>
-      <w:r>
-        <w:rPr>
-          <w:rFonts w:ascii="Times New Roman" w:hAnsi="Times New Roman" w:cs="Times New Roman"/>
-          <w:sz w:val="28"/>
-          <w:szCs w:val="28"/>
-        </w:rPr>
-        <w:t>://</w:t>
+        <w:t>Spring</w:t>
+      </w:r>
+      <w:r>
+        <w:rPr>
+          <w:rFonts w:ascii="Times New Roman" w:hAnsi="Times New Roman" w:cs="Times New Roman"/>
+          <w:sz w:val="28"/>
+          <w:szCs w:val="28"/>
+        </w:rPr>
+        <w:t xml:space="preserve"> </w:t>
       </w:r>
       <w:r>
         <w:rPr>
@@ -22137,15 +22354,15 @@
           <w:szCs w:val="28"/>
           <w:lang w:val="en-US"/>
         </w:rPr>
-        <w:t>developer</w:t>
-      </w:r>
-      <w:r>
-        <w:rPr>
-          <w:rFonts w:ascii="Times New Roman" w:hAnsi="Times New Roman" w:cs="Times New Roman"/>
-          <w:sz w:val="28"/>
-          <w:szCs w:val="28"/>
-        </w:rPr>
-        <w:t>.</w:t>
+        <w:t>Boot</w:t>
+      </w:r>
+      <w:r>
+        <w:rPr>
+          <w:rFonts w:ascii="Times New Roman" w:hAnsi="Times New Roman" w:cs="Times New Roman"/>
+          <w:sz w:val="28"/>
+          <w:szCs w:val="28"/>
+        </w:rPr>
+        <w:t xml:space="preserve"> </w:t>
       </w:r>
       <w:r>
         <w:rPr>
@@ -22154,15 +22371,182 @@
           <w:szCs w:val="28"/>
           <w:lang w:val="en-US"/>
         </w:rPr>
-        <w:t>android</w:t>
-      </w:r>
-      <w:r>
-        <w:rPr>
-          <w:rFonts w:ascii="Times New Roman" w:hAnsi="Times New Roman" w:cs="Times New Roman"/>
-          <w:sz w:val="28"/>
-          <w:szCs w:val="28"/>
-        </w:rPr>
-        <w:t>.</w:t>
+        <w:t>Documentation</w:t>
+      </w:r>
+      <w:r>
+        <w:rPr>
+          <w:rFonts w:ascii="Times New Roman" w:hAnsi="Times New Roman" w:cs="Times New Roman"/>
+          <w:sz w:val="28"/>
+          <w:szCs w:val="28"/>
+        </w:rPr>
+        <w:t xml:space="preserve"> [Электронный ресурс]. – Режим доступа: </w:t>
+      </w:r>
+      <w:hyperlink r:id="rId28" w:history="1">
+        <w:r>
+          <w:rPr>
+            <w:rStyle w:val="a5"/>
+            <w:rFonts w:ascii="Times New Roman" w:hAnsi="Times New Roman" w:cs="Times New Roman"/>
+            <w:sz w:val="28"/>
+            <w:szCs w:val="28"/>
+            <w:lang w:val="en-US"/>
+          </w:rPr>
+          <w:t>https</w:t>
+        </w:r>
+        <w:r>
+          <w:rPr>
+            <w:rStyle w:val="a5"/>
+            <w:rFonts w:ascii="Times New Roman" w:hAnsi="Times New Roman" w:cs="Times New Roman"/>
+            <w:sz w:val="28"/>
+            <w:szCs w:val="28"/>
+          </w:rPr>
+          <w:t>://</w:t>
+        </w:r>
+        <w:r>
+          <w:rPr>
+            <w:rStyle w:val="a5"/>
+            <w:rFonts w:ascii="Times New Roman" w:hAnsi="Times New Roman" w:cs="Times New Roman"/>
+            <w:sz w:val="28"/>
+            <w:szCs w:val="28"/>
+            <w:lang w:val="en-US"/>
+          </w:rPr>
+          <w:t>spring</w:t>
+        </w:r>
+        <w:r>
+          <w:rPr>
+            <w:rStyle w:val="a5"/>
+            <w:rFonts w:ascii="Times New Roman" w:hAnsi="Times New Roman" w:cs="Times New Roman"/>
+            <w:sz w:val="28"/>
+            <w:szCs w:val="28"/>
+          </w:rPr>
+          <w:t>.</w:t>
+        </w:r>
+        <w:r>
+          <w:rPr>
+            <w:rStyle w:val="a5"/>
+            <w:rFonts w:ascii="Times New Roman" w:hAnsi="Times New Roman" w:cs="Times New Roman"/>
+            <w:sz w:val="28"/>
+            <w:szCs w:val="28"/>
+            <w:lang w:val="en-US"/>
+          </w:rPr>
+          <w:t>io</w:t>
+        </w:r>
+        <w:r>
+          <w:rPr>
+            <w:rStyle w:val="a5"/>
+            <w:rFonts w:ascii="Times New Roman" w:hAnsi="Times New Roman" w:cs="Times New Roman"/>
+            <w:sz w:val="28"/>
+            <w:szCs w:val="28"/>
+          </w:rPr>
+          <w:t>/</w:t>
+        </w:r>
+        <w:r>
+          <w:rPr>
+            <w:rStyle w:val="a5"/>
+            <w:rFonts w:ascii="Times New Roman" w:hAnsi="Times New Roman" w:cs="Times New Roman"/>
+            <w:sz w:val="28"/>
+            <w:szCs w:val="28"/>
+            <w:lang w:val="en-US"/>
+          </w:rPr>
+          <w:t>projects</w:t>
+        </w:r>
+        <w:r>
+          <w:rPr>
+            <w:rStyle w:val="a5"/>
+            <w:rFonts w:ascii="Times New Roman" w:hAnsi="Times New Roman" w:cs="Times New Roman"/>
+            <w:sz w:val="28"/>
+            <w:szCs w:val="28"/>
+          </w:rPr>
+          <w:t>/</w:t>
+        </w:r>
+        <w:r>
+          <w:rPr>
+            <w:rStyle w:val="a5"/>
+            <w:rFonts w:ascii="Times New Roman" w:hAnsi="Times New Roman" w:cs="Times New Roman"/>
+            <w:sz w:val="28"/>
+            <w:szCs w:val="28"/>
+            <w:lang w:val="en-US"/>
+          </w:rPr>
+          <w:t>spring</w:t>
+        </w:r>
+        <w:r>
+          <w:rPr>
+            <w:rStyle w:val="a5"/>
+            <w:rFonts w:ascii="Times New Roman" w:hAnsi="Times New Roman" w:cs="Times New Roman"/>
+            <w:sz w:val="28"/>
+            <w:szCs w:val="28"/>
+          </w:rPr>
+          <w:t>-</w:t>
+        </w:r>
+        <w:r>
+          <w:rPr>
+            <w:rStyle w:val="a5"/>
+            <w:rFonts w:ascii="Times New Roman" w:hAnsi="Times New Roman" w:cs="Times New Roman"/>
+            <w:sz w:val="28"/>
+            <w:szCs w:val="28"/>
+            <w:lang w:val="en-US"/>
+          </w:rPr>
+          <w:t>boot</w:t>
+        </w:r>
+      </w:hyperlink>
+      <w:r>
+        <w:rPr>
+          <w:rFonts w:ascii="Times New Roman" w:hAnsi="Times New Roman" w:cs="Times New Roman"/>
+          <w:sz w:val="28"/>
+          <w:szCs w:val="28"/>
+        </w:rPr>
+        <w:t xml:space="preserve"> (дата обращения: </w:t>
+      </w:r>
+      <w:r>
+        <w:rPr>
+          <w:rFonts w:ascii="Times New Roman" w:hAnsi="Times New Roman" w:cs="Times New Roman"/>
+          <w:sz w:val="28"/>
+          <w:szCs w:val="28"/>
+        </w:rPr>
+        <w:t>2</w:t>
+      </w:r>
+      <w:r>
+        <w:rPr>
+          <w:rFonts w:ascii="Times New Roman" w:hAnsi="Times New Roman" w:cs="Times New Roman"/>
+          <w:sz w:val="28"/>
+          <w:szCs w:val="28"/>
+        </w:rPr>
+        <w:t>1.0</w:t>
+      </w:r>
+      <w:r>
+        <w:rPr>
+          <w:rFonts w:ascii="Times New Roman" w:hAnsi="Times New Roman" w:cs="Times New Roman"/>
+          <w:sz w:val="28"/>
+          <w:szCs w:val="28"/>
+        </w:rPr>
+        <w:t>4</w:t>
+      </w:r>
+      <w:r>
+        <w:rPr>
+          <w:rFonts w:ascii="Times New Roman" w:hAnsi="Times New Roman" w:cs="Times New Roman"/>
+          <w:sz w:val="28"/>
+          <w:szCs w:val="28"/>
+        </w:rPr>
+        <w:t>.2026).</w:t>
+      </w:r>
+    </w:p>
+    <w:p>
+      <w:pPr>
+        <w:spacing w:after="0" w:line="360" w:lineRule="auto"/>
+        <w:ind w:firstLine="709"/>
+        <w:jc w:val="both"/>
+        <w:rPr>
+          <w:rFonts w:ascii="Times New Roman" w:hAnsi="Times New Roman" w:cs="Times New Roman"/>
+          <w:sz w:val="28"/>
+          <w:szCs w:val="28"/>
+        </w:rPr>
+      </w:pPr>
+      <w:r>
+        <w:rPr>
+          <w:rFonts w:ascii="Times New Roman" w:hAnsi="Times New Roman" w:cs="Times New Roman"/>
+          <w:sz w:val="28"/>
+          <w:szCs w:val="28"/>
+        </w:rPr>
+        <w:t xml:space="preserve">17. </w:t>
       </w:r>
       <w:r>
         <w:rPr>
@@ -22171,15 +22555,15 @@
           <w:szCs w:val="28"/>
           <w:lang w:val="en-US"/>
         </w:rPr>
-        <w:t>com</w:t>
-      </w:r>
-      <w:r>
-        <w:rPr>
-          <w:rFonts w:ascii="Times New Roman" w:hAnsi="Times New Roman" w:cs="Times New Roman"/>
-          <w:sz w:val="28"/>
-          <w:szCs w:val="28"/>
-        </w:rPr>
-        <w:t>/</w:t>
+        <w:t>Spring</w:t>
+      </w:r>
+      <w:r>
+        <w:rPr>
+          <w:rFonts w:ascii="Times New Roman" w:hAnsi="Times New Roman" w:cs="Times New Roman"/>
+          <w:sz w:val="28"/>
+          <w:szCs w:val="28"/>
+        </w:rPr>
+        <w:t xml:space="preserve"> </w:t>
       </w:r>
       <w:r>
         <w:rPr>
@@ -22188,15 +22572,15 @@
           <w:szCs w:val="28"/>
           <w:lang w:val="en-US"/>
         </w:rPr>
-        <w:t>topic</w:t>
-      </w:r>
-      <w:r>
-        <w:rPr>
-          <w:rFonts w:ascii="Times New Roman" w:hAnsi="Times New Roman" w:cs="Times New Roman"/>
-          <w:sz w:val="28"/>
-          <w:szCs w:val="28"/>
-        </w:rPr>
-        <w:t>/</w:t>
+        <w:t>Security</w:t>
+      </w:r>
+      <w:r>
+        <w:rPr>
+          <w:rFonts w:ascii="Times New Roman" w:hAnsi="Times New Roman" w:cs="Times New Roman"/>
+          <w:sz w:val="28"/>
+          <w:szCs w:val="28"/>
+        </w:rPr>
+        <w:t xml:space="preserve"> </w:t>
       </w:r>
       <w:r>
         <w:rPr>
@@ -22205,15 +22589,15 @@
           <w:szCs w:val="28"/>
           <w:lang w:val="en-US"/>
         </w:rPr>
-        <w:t>libraries</w:t>
-      </w:r>
-      <w:r>
-        <w:rPr>
-          <w:rFonts w:ascii="Times New Roman" w:hAnsi="Times New Roman" w:cs="Times New Roman"/>
-          <w:sz w:val="28"/>
-          <w:szCs w:val="28"/>
-        </w:rPr>
-        <w:t>/</w:t>
+        <w:t>Reference</w:t>
+      </w:r>
+      <w:r>
+        <w:rPr>
+          <w:rFonts w:ascii="Times New Roman" w:hAnsi="Times New Roman" w:cs="Times New Roman"/>
+          <w:sz w:val="28"/>
+          <w:szCs w:val="28"/>
+        </w:rPr>
+        <w:t xml:space="preserve"> </w:t>
       </w:r>
       <w:r>
         <w:rPr>
@@ -22222,8 +22606,123 @@
           <w:szCs w:val="28"/>
           <w:lang w:val="en-US"/>
         </w:rPr>
-        <w:t>architecture</w:t>
-      </w:r>
+        <w:t>Documentation</w:t>
+      </w:r>
+      <w:r>
+        <w:rPr>
+          <w:rFonts w:ascii="Times New Roman" w:hAnsi="Times New Roman" w:cs="Times New Roman"/>
+          <w:sz w:val="28"/>
+          <w:szCs w:val="28"/>
+        </w:rPr>
+        <w:t xml:space="preserve"> [Электронный ресурс]. – Режим доступа: </w:t>
+      </w:r>
+      <w:hyperlink r:id="rId29" w:history="1">
+        <w:r>
+          <w:rPr>
+            <w:rStyle w:val="a5"/>
+            <w:rFonts w:ascii="Times New Roman" w:hAnsi="Times New Roman" w:cs="Times New Roman"/>
+            <w:sz w:val="28"/>
+            <w:szCs w:val="28"/>
+            <w:lang w:val="en-US"/>
+          </w:rPr>
+          <w:t>https</w:t>
+        </w:r>
+        <w:r>
+          <w:rPr>
+            <w:rStyle w:val="a5"/>
+            <w:rFonts w:ascii="Times New Roman" w:hAnsi="Times New Roman" w:cs="Times New Roman"/>
+            <w:sz w:val="28"/>
+            <w:szCs w:val="28"/>
+          </w:rPr>
+          <w:t>://</w:t>
+        </w:r>
+        <w:r>
+          <w:rPr>
+            <w:rStyle w:val="a5"/>
+            <w:rFonts w:ascii="Times New Roman" w:hAnsi="Times New Roman" w:cs="Times New Roman"/>
+            <w:sz w:val="28"/>
+            <w:szCs w:val="28"/>
+            <w:lang w:val="en-US"/>
+          </w:rPr>
+          <w:t>spring</w:t>
+        </w:r>
+        <w:r>
+          <w:rPr>
+            <w:rStyle w:val="a5"/>
+            <w:rFonts w:ascii="Times New Roman" w:hAnsi="Times New Roman" w:cs="Times New Roman"/>
+            <w:sz w:val="28"/>
+            <w:szCs w:val="28"/>
+          </w:rPr>
+          <w:t>.</w:t>
+        </w:r>
+        <w:r>
+          <w:rPr>
+            <w:rStyle w:val="a5"/>
+            <w:rFonts w:ascii="Times New Roman" w:hAnsi="Times New Roman" w:cs="Times New Roman"/>
+            <w:sz w:val="28"/>
+            <w:szCs w:val="28"/>
+            <w:lang w:val="en-US"/>
+          </w:rPr>
+          <w:t>io</w:t>
+        </w:r>
+        <w:r>
+          <w:rPr>
+            <w:rStyle w:val="a5"/>
+            <w:rFonts w:ascii="Times New Roman" w:hAnsi="Times New Roman" w:cs="Times New Roman"/>
+            <w:sz w:val="28"/>
+            <w:szCs w:val="28"/>
+          </w:rPr>
+          <w:t>/</w:t>
+        </w:r>
+        <w:r>
+          <w:rPr>
+            <w:rStyle w:val="a5"/>
+            <w:rFonts w:ascii="Times New Roman" w:hAnsi="Times New Roman" w:cs="Times New Roman"/>
+            <w:sz w:val="28"/>
+            <w:szCs w:val="28"/>
+            <w:lang w:val="en-US"/>
+          </w:rPr>
+          <w:t>projects</w:t>
+        </w:r>
+        <w:r>
+          <w:rPr>
+            <w:rStyle w:val="a5"/>
+            <w:rFonts w:ascii="Times New Roman" w:hAnsi="Times New Roman" w:cs="Times New Roman"/>
+            <w:sz w:val="28"/>
+            <w:szCs w:val="28"/>
+          </w:rPr>
+          <w:t>/</w:t>
+        </w:r>
+        <w:r>
+          <w:rPr>
+            <w:rStyle w:val="a5"/>
+            <w:rFonts w:ascii="Times New Roman" w:hAnsi="Times New Roman" w:cs="Times New Roman"/>
+            <w:sz w:val="28"/>
+            <w:szCs w:val="28"/>
+            <w:lang w:val="en-US"/>
+          </w:rPr>
+          <w:t>spring</w:t>
+        </w:r>
+        <w:r>
+          <w:rPr>
+            <w:rStyle w:val="a5"/>
+            <w:rFonts w:ascii="Times New Roman" w:hAnsi="Times New Roman" w:cs="Times New Roman"/>
+            <w:sz w:val="28"/>
+            <w:szCs w:val="28"/>
+          </w:rPr>
+          <w:t>-</w:t>
+        </w:r>
+        <w:r>
+          <w:rPr>
+            <w:rStyle w:val="a5"/>
+            <w:rFonts w:ascii="Times New Roman" w:hAnsi="Times New Roman" w:cs="Times New Roman"/>
+            <w:sz w:val="28"/>
+            <w:szCs w:val="28"/>
+            <w:lang w:val="en-US"/>
+          </w:rPr>
+          <w:t>security</w:t>
+        </w:r>
+      </w:hyperlink>
       <w:r>
         <w:rPr>
           <w:rFonts w:ascii="Times New Roman" w:hAnsi="Times New Roman" w:cs="Times New Roman"/>
@@ -22238,7 +22737,7 @@
           <w:sz w:val="28"/>
           <w:szCs w:val="28"/>
         </w:rPr>
-        <w:t>20</w:t>
+        <w:t>25</w:t>
       </w:r>
       <w:r>
         <w:rPr>
@@ -22282,7 +22781,7 @@
           <w:sz w:val="28"/>
           <w:szCs w:val="28"/>
         </w:rPr>
-        <w:t xml:space="preserve">16. </w:t>
+        <w:t xml:space="preserve">18. </w:t>
       </w:r>
       <w:r>
         <w:rPr>
@@ -22291,7 +22790,7 @@
           <w:szCs w:val="28"/>
           <w:lang w:val="en-US"/>
         </w:rPr>
-        <w:t>Spring</w:t>
+        <w:t>PostgreSQL</w:t>
       </w:r>
       <w:r>
         <w:rPr>
@@ -22308,7 +22807,174 @@
           <w:szCs w:val="28"/>
           <w:lang w:val="en-US"/>
         </w:rPr>
-        <w:t>Boot</w:t>
+        <w:t>Documentation</w:t>
+      </w:r>
+      <w:r>
+        <w:rPr>
+          <w:rFonts w:ascii="Times New Roman" w:hAnsi="Times New Roman" w:cs="Times New Roman"/>
+          <w:sz w:val="28"/>
+          <w:szCs w:val="28"/>
+        </w:rPr>
+        <w:t xml:space="preserve"> [Электронный ресурс]. – Режим доступа: </w:t>
+      </w:r>
+      <w:hyperlink r:id="rId30" w:history="1">
+        <w:r>
+          <w:rPr>
+            <w:rStyle w:val="a5"/>
+            <w:rFonts w:ascii="Times New Roman" w:hAnsi="Times New Roman" w:cs="Times New Roman"/>
+            <w:sz w:val="28"/>
+            <w:szCs w:val="28"/>
+            <w:lang w:val="en-US"/>
+          </w:rPr>
+          <w:t>https</w:t>
+        </w:r>
+        <w:r>
+          <w:rPr>
+            <w:rStyle w:val="a5"/>
+            <w:rFonts w:ascii="Times New Roman" w:hAnsi="Times New Roman" w:cs="Times New Roman"/>
+            <w:sz w:val="28"/>
+            <w:szCs w:val="28"/>
+          </w:rPr>
+          <w:t>://</w:t>
+        </w:r>
+        <w:r>
+          <w:rPr>
+            <w:rStyle w:val="a5"/>
+            <w:rFonts w:ascii="Times New Roman" w:hAnsi="Times New Roman" w:cs="Times New Roman"/>
+            <w:sz w:val="28"/>
+            <w:szCs w:val="28"/>
+            <w:lang w:val="en-US"/>
+          </w:rPr>
+          <w:t>www</w:t>
+        </w:r>
+        <w:r>
+          <w:rPr>
+            <w:rStyle w:val="a5"/>
+            <w:rFonts w:ascii="Times New Roman" w:hAnsi="Times New Roman" w:cs="Times New Roman"/>
+            <w:sz w:val="28"/>
+            <w:szCs w:val="28"/>
+          </w:rPr>
+          <w:t>.</w:t>
+        </w:r>
+        <w:proofErr w:type="spellStart"/>
+        <w:r>
+          <w:rPr>
+            <w:rStyle w:val="a5"/>
+            <w:rFonts w:ascii="Times New Roman" w:hAnsi="Times New Roman" w:cs="Times New Roman"/>
+            <w:sz w:val="28"/>
+            <w:szCs w:val="28"/>
+            <w:lang w:val="en-US"/>
+          </w:rPr>
+          <w:t>postgresql</w:t>
+        </w:r>
+        <w:proofErr w:type="spellEnd"/>
+        <w:r>
+          <w:rPr>
+            <w:rStyle w:val="a5"/>
+            <w:rFonts w:ascii="Times New Roman" w:hAnsi="Times New Roman" w:cs="Times New Roman"/>
+            <w:sz w:val="28"/>
+            <w:szCs w:val="28"/>
+          </w:rPr>
+          <w:t>.</w:t>
+        </w:r>
+        <w:r>
+          <w:rPr>
+            <w:rStyle w:val="a5"/>
+            <w:rFonts w:ascii="Times New Roman" w:hAnsi="Times New Roman" w:cs="Times New Roman"/>
+            <w:sz w:val="28"/>
+            <w:szCs w:val="28"/>
+            <w:lang w:val="en-US"/>
+          </w:rPr>
+          <w:t>org</w:t>
+        </w:r>
+        <w:r>
+          <w:rPr>
+            <w:rStyle w:val="a5"/>
+            <w:rFonts w:ascii="Times New Roman" w:hAnsi="Times New Roman" w:cs="Times New Roman"/>
+            <w:sz w:val="28"/>
+            <w:szCs w:val="28"/>
+          </w:rPr>
+          <w:t>/</w:t>
+        </w:r>
+        <w:r>
+          <w:rPr>
+            <w:rStyle w:val="a5"/>
+            <w:rFonts w:ascii="Times New Roman" w:hAnsi="Times New Roman" w:cs="Times New Roman"/>
+            <w:sz w:val="28"/>
+            <w:szCs w:val="28"/>
+            <w:lang w:val="en-US"/>
+          </w:rPr>
+          <w:t>docs</w:t>
+        </w:r>
+      </w:hyperlink>
+      <w:r>
+        <w:rPr>
+          <w:rFonts w:ascii="Times New Roman" w:hAnsi="Times New Roman" w:cs="Times New Roman"/>
+          <w:sz w:val="28"/>
+          <w:szCs w:val="28"/>
+        </w:rPr>
+        <w:t xml:space="preserve"> (дата обращения: </w:t>
+      </w:r>
+      <w:r>
+        <w:rPr>
+          <w:rFonts w:ascii="Times New Roman" w:hAnsi="Times New Roman" w:cs="Times New Roman"/>
+          <w:sz w:val="28"/>
+          <w:szCs w:val="28"/>
+        </w:rPr>
+        <w:t>25</w:t>
+      </w:r>
+      <w:r>
+        <w:rPr>
+          <w:rFonts w:ascii="Times New Roman" w:hAnsi="Times New Roman" w:cs="Times New Roman"/>
+          <w:sz w:val="28"/>
+          <w:szCs w:val="28"/>
+        </w:rPr>
+        <w:t>.0</w:t>
+      </w:r>
+      <w:r>
+        <w:rPr>
+          <w:rFonts w:ascii="Times New Roman" w:hAnsi="Times New Roman" w:cs="Times New Roman"/>
+          <w:sz w:val="28"/>
+          <w:szCs w:val="28"/>
+        </w:rPr>
+        <w:t>4</w:t>
+      </w:r>
+      <w:r>
+        <w:rPr>
+          <w:rFonts w:ascii="Times New Roman" w:hAnsi="Times New Roman" w:cs="Times New Roman"/>
+          <w:sz w:val="28"/>
+          <w:szCs w:val="28"/>
+        </w:rPr>
+        <w:t>.2026).</w:t>
+      </w:r>
+    </w:p>
+    <w:p>
+      <w:pPr>
+        <w:spacing w:after="0" w:line="360" w:lineRule="auto"/>
+        <w:ind w:firstLine="709"/>
+        <w:jc w:val="both"/>
+        <w:rPr>
+          <w:rFonts w:ascii="Times New Roman" w:hAnsi="Times New Roman" w:cs="Times New Roman"/>
+          <w:sz w:val="28"/>
+          <w:szCs w:val="28"/>
+        </w:rPr>
+      </w:pPr>
+      <w:r>
+        <w:rPr>
+          <w:rFonts w:ascii="Times New Roman" w:hAnsi="Times New Roman" w:cs="Times New Roman"/>
+          <w:sz w:val="28"/>
+          <w:szCs w:val="28"/>
+        </w:rPr>
+        <w:t xml:space="preserve">19. </w:t>
+      </w:r>
+      <w:r>
+        <w:rPr>
+          <w:rFonts w:ascii="Times New Roman" w:hAnsi="Times New Roman" w:cs="Times New Roman"/>
+          <w:sz w:val="28"/>
+          <w:szCs w:val="28"/>
+          <w:lang w:val="en-US"/>
+        </w:rPr>
+        <w:t>Hibernate</w:t>
       </w:r>
       <w:r>
         <w:rPr>
@@ -22325,6 +22991,23 @@
           <w:szCs w:val="28"/>
           <w:lang w:val="en-US"/>
         </w:rPr>
+        <w:t>ORM</w:t>
+      </w:r>
+      <w:r>
+        <w:rPr>
+          <w:rFonts w:ascii="Times New Roman" w:hAnsi="Times New Roman" w:cs="Times New Roman"/>
+          <w:sz w:val="28"/>
+          <w:szCs w:val="28"/>
+        </w:rPr>
+        <w:t xml:space="preserve"> </w:t>
+      </w:r>
+      <w:r>
+        <w:rPr>
+          <w:rFonts w:ascii="Times New Roman" w:hAnsi="Times New Roman" w:cs="Times New Roman"/>
+          <w:sz w:val="28"/>
+          <w:szCs w:val="28"/>
+          <w:lang w:val="en-US"/>
+        </w:rPr>
         <w:t>Documentation</w:t>
       </w:r>
       <w:r>
@@ -22335,6 +23018,156 @@
         </w:rPr>
         <w:t xml:space="preserve"> [Электронный ресурс]. – Режим доступа: </w:t>
       </w:r>
+      <w:hyperlink r:id="rId31" w:history="1">
+        <w:r>
+          <w:rPr>
+            <w:rStyle w:val="a5"/>
+            <w:rFonts w:ascii="Times New Roman" w:hAnsi="Times New Roman" w:cs="Times New Roman"/>
+            <w:sz w:val="28"/>
+            <w:szCs w:val="28"/>
+            <w:lang w:val="en-US"/>
+          </w:rPr>
+          <w:t>https</w:t>
+        </w:r>
+        <w:r>
+          <w:rPr>
+            <w:rStyle w:val="a5"/>
+            <w:rFonts w:ascii="Times New Roman" w:hAnsi="Times New Roman" w:cs="Times New Roman"/>
+            <w:sz w:val="28"/>
+            <w:szCs w:val="28"/>
+          </w:rPr>
+          <w:t>://</w:t>
+        </w:r>
+        <w:r>
+          <w:rPr>
+            <w:rStyle w:val="a5"/>
+            <w:rFonts w:ascii="Times New Roman" w:hAnsi="Times New Roman" w:cs="Times New Roman"/>
+            <w:sz w:val="28"/>
+            <w:szCs w:val="28"/>
+            <w:lang w:val="en-US"/>
+          </w:rPr>
+          <w:t>hibernate</w:t>
+        </w:r>
+        <w:r>
+          <w:rPr>
+            <w:rStyle w:val="a5"/>
+            <w:rFonts w:ascii="Times New Roman" w:hAnsi="Times New Roman" w:cs="Times New Roman"/>
+            <w:sz w:val="28"/>
+            <w:szCs w:val="28"/>
+          </w:rPr>
+          <w:t>.</w:t>
+        </w:r>
+        <w:r>
+          <w:rPr>
+            <w:rStyle w:val="a5"/>
+            <w:rFonts w:ascii="Times New Roman" w:hAnsi="Times New Roman" w:cs="Times New Roman"/>
+            <w:sz w:val="28"/>
+            <w:szCs w:val="28"/>
+            <w:lang w:val="en-US"/>
+          </w:rPr>
+          <w:t>org</w:t>
+        </w:r>
+        <w:r>
+          <w:rPr>
+            <w:rStyle w:val="a5"/>
+            <w:rFonts w:ascii="Times New Roman" w:hAnsi="Times New Roman" w:cs="Times New Roman"/>
+            <w:sz w:val="28"/>
+            <w:szCs w:val="28"/>
+          </w:rPr>
+          <w:t>/</w:t>
+        </w:r>
+        <w:proofErr w:type="spellStart"/>
+        <w:r>
+          <w:rPr>
+            <w:rStyle w:val="a5"/>
+            <w:rFonts w:ascii="Times New Roman" w:hAnsi="Times New Roman" w:cs="Times New Roman"/>
+            <w:sz w:val="28"/>
+            <w:szCs w:val="28"/>
+            <w:lang w:val="en-US"/>
+          </w:rPr>
+          <w:t>orm</w:t>
+        </w:r>
+        <w:proofErr w:type="spellEnd"/>
+        <w:r>
+          <w:rPr>
+            <w:rStyle w:val="a5"/>
+            <w:rFonts w:ascii="Times New Roman" w:hAnsi="Times New Roman" w:cs="Times New Roman"/>
+            <w:sz w:val="28"/>
+            <w:szCs w:val="28"/>
+          </w:rPr>
+          <w:t>/</w:t>
+        </w:r>
+        <w:r>
+          <w:rPr>
+            <w:rStyle w:val="a5"/>
+            <w:rFonts w:ascii="Times New Roman" w:hAnsi="Times New Roman" w:cs="Times New Roman"/>
+            <w:sz w:val="28"/>
+            <w:szCs w:val="28"/>
+            <w:lang w:val="en-US"/>
+          </w:rPr>
+          <w:t>documentation</w:t>
+        </w:r>
+      </w:hyperlink>
+      <w:r>
+        <w:rPr>
+          <w:rFonts w:ascii="Times New Roman" w:hAnsi="Times New Roman" w:cs="Times New Roman"/>
+          <w:sz w:val="28"/>
+          <w:szCs w:val="28"/>
+        </w:rPr>
+        <w:t xml:space="preserve"> (дата обращения: </w:t>
+      </w:r>
+      <w:r>
+        <w:rPr>
+          <w:rFonts w:ascii="Times New Roman" w:hAnsi="Times New Roman" w:cs="Times New Roman"/>
+          <w:sz w:val="28"/>
+          <w:szCs w:val="28"/>
+        </w:rPr>
+        <w:t>26</w:t>
+      </w:r>
+      <w:r>
+        <w:rPr>
+          <w:rFonts w:ascii="Times New Roman" w:hAnsi="Times New Roman" w:cs="Times New Roman"/>
+          <w:sz w:val="28"/>
+          <w:szCs w:val="28"/>
+        </w:rPr>
+        <w:t>.0</w:t>
+      </w:r>
+      <w:r>
+        <w:rPr>
+          <w:rFonts w:ascii="Times New Roman" w:hAnsi="Times New Roman" w:cs="Times New Roman"/>
+          <w:sz w:val="28"/>
+          <w:szCs w:val="28"/>
+        </w:rPr>
+        <w:t>4</w:t>
+      </w:r>
+      <w:r>
+        <w:rPr>
+          <w:rFonts w:ascii="Times New Roman" w:hAnsi="Times New Roman" w:cs="Times New Roman"/>
+          <w:sz w:val="28"/>
+          <w:szCs w:val="28"/>
+        </w:rPr>
+        <w:t>.2026).</w:t>
+      </w:r>
+    </w:p>
+    <w:p>
+      <w:pPr>
+        <w:spacing w:after="0" w:line="360" w:lineRule="auto"/>
+        <w:ind w:firstLine="709"/>
+        <w:jc w:val="both"/>
+        <w:rPr>
+          <w:rFonts w:ascii="Times New Roman" w:hAnsi="Times New Roman" w:cs="Times New Roman"/>
+          <w:sz w:val="28"/>
+          <w:szCs w:val="28"/>
+        </w:rPr>
+      </w:pPr>
+      <w:r>
+        <w:rPr>
+          <w:rFonts w:ascii="Times New Roman" w:hAnsi="Times New Roman" w:cs="Times New Roman"/>
+          <w:sz w:val="28"/>
+          <w:szCs w:val="28"/>
+        </w:rPr>
+        <w:t xml:space="preserve">20. </w:t>
+      </w:r>
       <w:r>
         <w:rPr>
           <w:rFonts w:ascii="Times New Roman" w:hAnsi="Times New Roman" w:cs="Times New Roman"/>
@@ -22342,15 +23175,15 @@
           <w:szCs w:val="28"/>
           <w:lang w:val="en-US"/>
         </w:rPr>
-        <w:t>https</w:t>
-      </w:r>
-      <w:r>
-        <w:rPr>
-          <w:rFonts w:ascii="Times New Roman" w:hAnsi="Times New Roman" w:cs="Times New Roman"/>
-          <w:sz w:val="28"/>
-          <w:szCs w:val="28"/>
-        </w:rPr>
-        <w:t>://</w:t>
+        <w:t>Retrofit</w:t>
+      </w:r>
+      <w:r>
+        <w:rPr>
+          <w:rFonts w:ascii="Times New Roman" w:hAnsi="Times New Roman" w:cs="Times New Roman"/>
+          <w:sz w:val="28"/>
+          <w:szCs w:val="28"/>
+        </w:rPr>
+        <w:t xml:space="preserve"> </w:t>
       </w:r>
       <w:r>
         <w:rPr>
@@ -22359,15 +23192,165 @@
           <w:szCs w:val="28"/>
           <w:lang w:val="en-US"/>
         </w:rPr>
-        <w:t>spring</w:t>
-      </w:r>
-      <w:r>
-        <w:rPr>
-          <w:rFonts w:ascii="Times New Roman" w:hAnsi="Times New Roman" w:cs="Times New Roman"/>
-          <w:sz w:val="28"/>
-          <w:szCs w:val="28"/>
-        </w:rPr>
-        <w:t>.</w:t>
+        <w:t>Documentation</w:t>
+      </w:r>
+      <w:r>
+        <w:rPr>
+          <w:rFonts w:ascii="Times New Roman" w:hAnsi="Times New Roman" w:cs="Times New Roman"/>
+          <w:sz w:val="28"/>
+          <w:szCs w:val="28"/>
+        </w:rPr>
+        <w:t xml:space="preserve"> [Электронный ресурс]. – Режим доступа: </w:t>
+      </w:r>
+      <w:hyperlink r:id="rId32" w:history="1">
+        <w:r>
+          <w:rPr>
+            <w:rStyle w:val="a5"/>
+            <w:rFonts w:ascii="Times New Roman" w:hAnsi="Times New Roman" w:cs="Times New Roman"/>
+            <w:sz w:val="28"/>
+            <w:szCs w:val="28"/>
+            <w:lang w:val="en-US"/>
+          </w:rPr>
+          <w:t>https</w:t>
+        </w:r>
+        <w:r>
+          <w:rPr>
+            <w:rStyle w:val="a5"/>
+            <w:rFonts w:ascii="Times New Roman" w:hAnsi="Times New Roman" w:cs="Times New Roman"/>
+            <w:sz w:val="28"/>
+            <w:szCs w:val="28"/>
+          </w:rPr>
+          <w:t>://</w:t>
+        </w:r>
+        <w:r>
+          <w:rPr>
+            <w:rStyle w:val="a5"/>
+            <w:rFonts w:ascii="Times New Roman" w:hAnsi="Times New Roman" w:cs="Times New Roman"/>
+            <w:sz w:val="28"/>
+            <w:szCs w:val="28"/>
+            <w:lang w:val="en-US"/>
+          </w:rPr>
+          <w:t>square</w:t>
+        </w:r>
+        <w:r>
+          <w:rPr>
+            <w:rStyle w:val="a5"/>
+            <w:rFonts w:ascii="Times New Roman" w:hAnsi="Times New Roman" w:cs="Times New Roman"/>
+            <w:sz w:val="28"/>
+            <w:szCs w:val="28"/>
+          </w:rPr>
+          <w:t>.</w:t>
+        </w:r>
+        <w:proofErr w:type="spellStart"/>
+        <w:r>
+          <w:rPr>
+            <w:rStyle w:val="a5"/>
+            <w:rFonts w:ascii="Times New Roman" w:hAnsi="Times New Roman" w:cs="Times New Roman"/>
+            <w:sz w:val="28"/>
+            <w:szCs w:val="28"/>
+            <w:lang w:val="en-US"/>
+          </w:rPr>
+          <w:t>github</w:t>
+        </w:r>
+        <w:proofErr w:type="spellEnd"/>
+        <w:r>
+          <w:rPr>
+            <w:rStyle w:val="a5"/>
+            <w:rFonts w:ascii="Times New Roman" w:hAnsi="Times New Roman" w:cs="Times New Roman"/>
+            <w:sz w:val="28"/>
+            <w:szCs w:val="28"/>
+          </w:rPr>
+          <w:t>.</w:t>
+        </w:r>
+        <w:r>
+          <w:rPr>
+            <w:rStyle w:val="a5"/>
+            <w:rFonts w:ascii="Times New Roman" w:hAnsi="Times New Roman" w:cs="Times New Roman"/>
+            <w:sz w:val="28"/>
+            <w:szCs w:val="28"/>
+            <w:lang w:val="en-US"/>
+          </w:rPr>
+          <w:t>io</w:t>
+        </w:r>
+        <w:r>
+          <w:rPr>
+            <w:rStyle w:val="a5"/>
+            <w:rFonts w:ascii="Times New Roman" w:hAnsi="Times New Roman" w:cs="Times New Roman"/>
+            <w:sz w:val="28"/>
+            <w:szCs w:val="28"/>
+          </w:rPr>
+          <w:t>/</w:t>
+        </w:r>
+        <w:r>
+          <w:rPr>
+            <w:rStyle w:val="a5"/>
+            <w:rFonts w:ascii="Times New Roman" w:hAnsi="Times New Roman" w:cs="Times New Roman"/>
+            <w:sz w:val="28"/>
+            <w:szCs w:val="28"/>
+            <w:lang w:val="en-US"/>
+          </w:rPr>
+          <w:t>retrofit</w:t>
+        </w:r>
+      </w:hyperlink>
+      <w:r>
+        <w:rPr>
+          <w:rFonts w:ascii="Times New Roman" w:hAnsi="Times New Roman" w:cs="Times New Roman"/>
+          <w:sz w:val="28"/>
+          <w:szCs w:val="28"/>
+        </w:rPr>
+        <w:t xml:space="preserve"> (дата обращения: </w:t>
+      </w:r>
+      <w:r>
+        <w:rPr>
+          <w:rFonts w:ascii="Times New Roman" w:hAnsi="Times New Roman" w:cs="Times New Roman"/>
+          <w:sz w:val="28"/>
+          <w:szCs w:val="28"/>
+        </w:rPr>
+        <w:t>26</w:t>
+      </w:r>
+      <w:r>
+        <w:rPr>
+          <w:rFonts w:ascii="Times New Roman" w:hAnsi="Times New Roman" w:cs="Times New Roman"/>
+          <w:sz w:val="28"/>
+          <w:szCs w:val="28"/>
+        </w:rPr>
+        <w:t>.0</w:t>
+      </w:r>
+      <w:r>
+        <w:rPr>
+          <w:rFonts w:ascii="Times New Roman" w:hAnsi="Times New Roman" w:cs="Times New Roman"/>
+          <w:sz w:val="28"/>
+          <w:szCs w:val="28"/>
+        </w:rPr>
+        <w:t>4</w:t>
+      </w:r>
+      <w:r>
+        <w:rPr>
+          <w:rFonts w:ascii="Times New Roman" w:hAnsi="Times New Roman" w:cs="Times New Roman"/>
+          <w:sz w:val="28"/>
+          <w:szCs w:val="28"/>
+        </w:rPr>
+        <w:t>.2026).</w:t>
+      </w:r>
+    </w:p>
+    <w:p>
+      <w:pPr>
+        <w:spacing w:after="0" w:line="360" w:lineRule="auto"/>
+        <w:ind w:firstLine="709"/>
+        <w:jc w:val="both"/>
+        <w:rPr>
+          <w:rFonts w:ascii="Times New Roman" w:hAnsi="Times New Roman" w:cs="Times New Roman"/>
+          <w:sz w:val="28"/>
+          <w:szCs w:val="28"/>
+        </w:rPr>
+      </w:pPr>
+      <w:r>
+        <w:rPr>
+          <w:rFonts w:ascii="Times New Roman" w:hAnsi="Times New Roman" w:cs="Times New Roman"/>
+          <w:sz w:val="28"/>
+          <w:szCs w:val="28"/>
+        </w:rPr>
+        <w:t xml:space="preserve">21. </w:t>
       </w:r>
       <w:r>
         <w:rPr>
@@ -22376,15 +23359,15 @@
           <w:szCs w:val="28"/>
           <w:lang w:val="en-US"/>
         </w:rPr>
-        <w:t>io</w:t>
-      </w:r>
-      <w:r>
-        <w:rPr>
-          <w:rFonts w:ascii="Times New Roman" w:hAnsi="Times New Roman" w:cs="Times New Roman"/>
-          <w:sz w:val="28"/>
-          <w:szCs w:val="28"/>
-        </w:rPr>
-        <w:t>/</w:t>
+        <w:t>Room</w:t>
+      </w:r>
+      <w:r>
+        <w:rPr>
+          <w:rFonts w:ascii="Times New Roman" w:hAnsi="Times New Roman" w:cs="Times New Roman"/>
+          <w:sz w:val="28"/>
+          <w:szCs w:val="28"/>
+        </w:rPr>
+        <w:t xml:space="preserve"> </w:t>
       </w:r>
       <w:r>
         <w:rPr>
@@ -22393,15 +23376,15 @@
           <w:szCs w:val="28"/>
           <w:lang w:val="en-US"/>
         </w:rPr>
-        <w:t>projects</w:t>
-      </w:r>
-      <w:r>
-        <w:rPr>
-          <w:rFonts w:ascii="Times New Roman" w:hAnsi="Times New Roman" w:cs="Times New Roman"/>
-          <w:sz w:val="28"/>
-          <w:szCs w:val="28"/>
-        </w:rPr>
-        <w:t>/</w:t>
+        <w:t>Persistence</w:t>
+      </w:r>
+      <w:r>
+        <w:rPr>
+          <w:rFonts w:ascii="Times New Roman" w:hAnsi="Times New Roman" w:cs="Times New Roman"/>
+          <w:sz w:val="28"/>
+          <w:szCs w:val="28"/>
+        </w:rPr>
+        <w:t xml:space="preserve"> </w:t>
       </w:r>
       <w:r>
         <w:rPr>
@@ -22410,15 +23393,220 @@
           <w:szCs w:val="28"/>
           <w:lang w:val="en-US"/>
         </w:rPr>
-        <w:t>spring</w:t>
-      </w:r>
-      <w:r>
-        <w:rPr>
-          <w:rFonts w:ascii="Times New Roman" w:hAnsi="Times New Roman" w:cs="Times New Roman"/>
-          <w:sz w:val="28"/>
-          <w:szCs w:val="28"/>
-        </w:rPr>
-        <w:t>-</w:t>
+        <w:t>Library</w:t>
+      </w:r>
+      <w:r>
+        <w:rPr>
+          <w:rFonts w:ascii="Times New Roman" w:hAnsi="Times New Roman" w:cs="Times New Roman"/>
+          <w:sz w:val="28"/>
+          <w:szCs w:val="28"/>
+        </w:rPr>
+        <w:t xml:space="preserve"> [Электронный ресурс]. – Режим доступа: </w:t>
+      </w:r>
+      <w:hyperlink r:id="rId33" w:history="1">
+        <w:r>
+          <w:rPr>
+            <w:rStyle w:val="a5"/>
+            <w:rFonts w:ascii="Times New Roman" w:hAnsi="Times New Roman" w:cs="Times New Roman"/>
+            <w:sz w:val="28"/>
+            <w:szCs w:val="28"/>
+            <w:lang w:val="en-US"/>
+          </w:rPr>
+          <w:t>https</w:t>
+        </w:r>
+        <w:r>
+          <w:rPr>
+            <w:rStyle w:val="a5"/>
+            <w:rFonts w:ascii="Times New Roman" w:hAnsi="Times New Roman" w:cs="Times New Roman"/>
+            <w:sz w:val="28"/>
+            <w:szCs w:val="28"/>
+          </w:rPr>
+          <w:t>://</w:t>
+        </w:r>
+        <w:r>
+          <w:rPr>
+            <w:rStyle w:val="a5"/>
+            <w:rFonts w:ascii="Times New Roman" w:hAnsi="Times New Roman" w:cs="Times New Roman"/>
+            <w:sz w:val="28"/>
+            <w:szCs w:val="28"/>
+            <w:lang w:val="en-US"/>
+          </w:rPr>
+          <w:t>developer</w:t>
+        </w:r>
+        <w:r>
+          <w:rPr>
+            <w:rStyle w:val="a5"/>
+            <w:rFonts w:ascii="Times New Roman" w:hAnsi="Times New Roman" w:cs="Times New Roman"/>
+            <w:sz w:val="28"/>
+            <w:szCs w:val="28"/>
+          </w:rPr>
+          <w:t>.</w:t>
+        </w:r>
+        <w:r>
+          <w:rPr>
+            <w:rStyle w:val="a5"/>
+            <w:rFonts w:ascii="Times New Roman" w:hAnsi="Times New Roman" w:cs="Times New Roman"/>
+            <w:sz w:val="28"/>
+            <w:szCs w:val="28"/>
+            <w:lang w:val="en-US"/>
+          </w:rPr>
+          <w:t>android</w:t>
+        </w:r>
+        <w:r>
+          <w:rPr>
+            <w:rStyle w:val="a5"/>
+            <w:rFonts w:ascii="Times New Roman" w:hAnsi="Times New Roman" w:cs="Times New Roman"/>
+            <w:sz w:val="28"/>
+            <w:szCs w:val="28"/>
+          </w:rPr>
+          <w:t>.</w:t>
+        </w:r>
+        <w:r>
+          <w:rPr>
+            <w:rStyle w:val="a5"/>
+            <w:rFonts w:ascii="Times New Roman" w:hAnsi="Times New Roman" w:cs="Times New Roman"/>
+            <w:sz w:val="28"/>
+            <w:szCs w:val="28"/>
+            <w:lang w:val="en-US"/>
+          </w:rPr>
+          <w:t>com</w:t>
+        </w:r>
+        <w:r>
+          <w:rPr>
+            <w:rStyle w:val="a5"/>
+            <w:rFonts w:ascii="Times New Roman" w:hAnsi="Times New Roman" w:cs="Times New Roman"/>
+            <w:sz w:val="28"/>
+            <w:szCs w:val="28"/>
+          </w:rPr>
+          <w:t>/</w:t>
+        </w:r>
+        <w:r>
+          <w:rPr>
+            <w:rStyle w:val="a5"/>
+            <w:rFonts w:ascii="Times New Roman" w:hAnsi="Times New Roman" w:cs="Times New Roman"/>
+            <w:sz w:val="28"/>
+            <w:szCs w:val="28"/>
+            <w:lang w:val="en-US"/>
+          </w:rPr>
+          <w:t>training</w:t>
+        </w:r>
+        <w:r>
+          <w:rPr>
+            <w:rStyle w:val="a5"/>
+            <w:rFonts w:ascii="Times New Roman" w:hAnsi="Times New Roman" w:cs="Times New Roman"/>
+            <w:sz w:val="28"/>
+            <w:szCs w:val="28"/>
+          </w:rPr>
+          <w:t>/</w:t>
+        </w:r>
+        <w:r>
+          <w:rPr>
+            <w:rStyle w:val="a5"/>
+            <w:rFonts w:ascii="Times New Roman" w:hAnsi="Times New Roman" w:cs="Times New Roman"/>
+            <w:sz w:val="28"/>
+            <w:szCs w:val="28"/>
+            <w:lang w:val="en-US"/>
+          </w:rPr>
+          <w:t>data</w:t>
+        </w:r>
+        <w:r>
+          <w:rPr>
+            <w:rStyle w:val="a5"/>
+            <w:rFonts w:ascii="Times New Roman" w:hAnsi="Times New Roman" w:cs="Times New Roman"/>
+            <w:sz w:val="28"/>
+            <w:szCs w:val="28"/>
+          </w:rPr>
+          <w:t>-</w:t>
+        </w:r>
+        <w:r>
+          <w:rPr>
+            <w:rStyle w:val="a5"/>
+            <w:rFonts w:ascii="Times New Roman" w:hAnsi="Times New Roman" w:cs="Times New Roman"/>
+            <w:sz w:val="28"/>
+            <w:szCs w:val="28"/>
+            <w:lang w:val="en-US"/>
+          </w:rPr>
+          <w:t>storage</w:t>
+        </w:r>
+        <w:r>
+          <w:rPr>
+            <w:rStyle w:val="a5"/>
+            <w:rFonts w:ascii="Times New Roman" w:hAnsi="Times New Roman" w:cs="Times New Roman"/>
+            <w:sz w:val="28"/>
+            <w:szCs w:val="28"/>
+          </w:rPr>
+          <w:t>/</w:t>
+        </w:r>
+        <w:r>
+          <w:rPr>
+            <w:rStyle w:val="a5"/>
+            <w:rFonts w:ascii="Times New Roman" w:hAnsi="Times New Roman" w:cs="Times New Roman"/>
+            <w:sz w:val="28"/>
+            <w:szCs w:val="28"/>
+            <w:lang w:val="en-US"/>
+          </w:rPr>
+          <w:t>room</w:t>
+        </w:r>
+      </w:hyperlink>
+      <w:r>
+        <w:rPr>
+          <w:rFonts w:ascii="Times New Roman" w:hAnsi="Times New Roman" w:cs="Times New Roman"/>
+          <w:sz w:val="28"/>
+          <w:szCs w:val="28"/>
+        </w:rPr>
+        <w:t xml:space="preserve"> (дата обращения: </w:t>
+      </w:r>
+      <w:r>
+        <w:rPr>
+          <w:rFonts w:ascii="Times New Roman" w:hAnsi="Times New Roman" w:cs="Times New Roman"/>
+          <w:sz w:val="28"/>
+          <w:szCs w:val="28"/>
+        </w:rPr>
+        <w:t>27</w:t>
+      </w:r>
+      <w:r>
+        <w:rPr>
+          <w:rFonts w:ascii="Times New Roman" w:hAnsi="Times New Roman" w:cs="Times New Roman"/>
+          <w:sz w:val="28"/>
+          <w:szCs w:val="28"/>
+        </w:rPr>
+        <w:t>.0</w:t>
+      </w:r>
+      <w:r>
+        <w:rPr>
+          <w:rFonts w:ascii="Times New Roman" w:hAnsi="Times New Roman" w:cs="Times New Roman"/>
+          <w:sz w:val="28"/>
+          <w:szCs w:val="28"/>
+        </w:rPr>
+        <w:t>4</w:t>
+      </w:r>
+      <w:r>
+        <w:rPr>
+          <w:rFonts w:ascii="Times New Roman" w:hAnsi="Times New Roman" w:cs="Times New Roman"/>
+          <w:sz w:val="28"/>
+          <w:szCs w:val="28"/>
+        </w:rPr>
+        <w:t>.2026).</w:t>
+      </w:r>
+    </w:p>
+    <w:p>
+      <w:pPr>
+        <w:spacing w:after="0" w:line="360" w:lineRule="auto"/>
+        <w:ind w:firstLine="709"/>
+        <w:jc w:val="both"/>
+        <w:rPr>
+          <w:rFonts w:ascii="Times New Roman" w:hAnsi="Times New Roman" w:cs="Times New Roman"/>
+          <w:sz w:val="28"/>
+          <w:szCs w:val="28"/>
+        </w:rPr>
+      </w:pPr>
+      <w:r>
+        <w:rPr>
+          <w:rFonts w:ascii="Times New Roman" w:hAnsi="Times New Roman" w:cs="Times New Roman"/>
+          <w:sz w:val="28"/>
+          <w:szCs w:val="28"/>
+        </w:rPr>
+        <w:t xml:space="preserve">22. </w:t>
       </w:r>
       <w:r>
         <w:rPr>
@@ -22427,8 +23615,104 @@
           <w:szCs w:val="28"/>
           <w:lang w:val="en-US"/>
         </w:rPr>
-        <w:t>boot</w:t>
-      </w:r>
+        <w:t>JWT</w:t>
+      </w:r>
+      <w:r>
+        <w:rPr>
+          <w:rFonts w:ascii="Times New Roman" w:hAnsi="Times New Roman" w:cs="Times New Roman"/>
+          <w:sz w:val="28"/>
+          <w:szCs w:val="28"/>
+        </w:rPr>
+        <w:t xml:space="preserve"> </w:t>
+      </w:r>
+      <w:r>
+        <w:rPr>
+          <w:rFonts w:ascii="Times New Roman" w:hAnsi="Times New Roman" w:cs="Times New Roman"/>
+          <w:sz w:val="28"/>
+          <w:szCs w:val="28"/>
+          <w:lang w:val="en-US"/>
+        </w:rPr>
+        <w:t>Introduction</w:t>
+      </w:r>
+      <w:r>
+        <w:rPr>
+          <w:rFonts w:ascii="Times New Roman" w:hAnsi="Times New Roman" w:cs="Times New Roman"/>
+          <w:sz w:val="28"/>
+          <w:szCs w:val="28"/>
+        </w:rPr>
+        <w:t xml:space="preserve"> [Электронный ресурс]. – Режим доступа: </w:t>
+      </w:r>
+      <w:hyperlink r:id="rId34" w:history="1">
+        <w:r>
+          <w:rPr>
+            <w:rStyle w:val="a5"/>
+            <w:rFonts w:ascii="Times New Roman" w:hAnsi="Times New Roman" w:cs="Times New Roman"/>
+            <w:sz w:val="28"/>
+            <w:szCs w:val="28"/>
+            <w:lang w:val="en-US"/>
+          </w:rPr>
+          <w:t>https</w:t>
+        </w:r>
+        <w:r>
+          <w:rPr>
+            <w:rStyle w:val="a5"/>
+            <w:rFonts w:ascii="Times New Roman" w:hAnsi="Times New Roman" w:cs="Times New Roman"/>
+            <w:sz w:val="28"/>
+            <w:szCs w:val="28"/>
+          </w:rPr>
+          <w:t>://</w:t>
+        </w:r>
+        <w:proofErr w:type="spellStart"/>
+        <w:r>
+          <w:rPr>
+            <w:rStyle w:val="a5"/>
+            <w:rFonts w:ascii="Times New Roman" w:hAnsi="Times New Roman" w:cs="Times New Roman"/>
+            <w:sz w:val="28"/>
+            <w:szCs w:val="28"/>
+            <w:lang w:val="en-US"/>
+          </w:rPr>
+          <w:t>jwt</w:t>
+        </w:r>
+        <w:proofErr w:type="spellEnd"/>
+        <w:r>
+          <w:rPr>
+            <w:rStyle w:val="a5"/>
+            <w:rFonts w:ascii="Times New Roman" w:hAnsi="Times New Roman" w:cs="Times New Roman"/>
+            <w:sz w:val="28"/>
+            <w:szCs w:val="28"/>
+          </w:rPr>
+          <w:t>.</w:t>
+        </w:r>
+        <w:r>
+          <w:rPr>
+            <w:rStyle w:val="a5"/>
+            <w:rFonts w:ascii="Times New Roman" w:hAnsi="Times New Roman" w:cs="Times New Roman"/>
+            <w:sz w:val="28"/>
+            <w:szCs w:val="28"/>
+            <w:lang w:val="en-US"/>
+          </w:rPr>
+          <w:t>io</w:t>
+        </w:r>
+        <w:r>
+          <w:rPr>
+            <w:rStyle w:val="a5"/>
+            <w:rFonts w:ascii="Times New Roman" w:hAnsi="Times New Roman" w:cs="Times New Roman"/>
+            <w:sz w:val="28"/>
+            <w:szCs w:val="28"/>
+          </w:rPr>
+          <w:t>/</w:t>
+        </w:r>
+        <w:r>
+          <w:rPr>
+            <w:rStyle w:val="a5"/>
+            <w:rFonts w:ascii="Times New Roman" w:hAnsi="Times New Roman" w:cs="Times New Roman"/>
+            <w:sz w:val="28"/>
+            <w:szCs w:val="28"/>
+            <w:lang w:val="en-US"/>
+          </w:rPr>
+          <w:t>introduction</w:t>
+        </w:r>
+      </w:hyperlink>
       <w:r>
         <w:rPr>
           <w:rFonts w:ascii="Times New Roman" w:hAnsi="Times New Roman" w:cs="Times New Roman"/>
@@ -22443,15 +23727,15 @@
           <w:sz w:val="28"/>
           <w:szCs w:val="28"/>
         </w:rPr>
-        <w:t>2</w:t>
-      </w:r>
-      <w:r>
-        <w:rPr>
-          <w:rFonts w:ascii="Times New Roman" w:hAnsi="Times New Roman" w:cs="Times New Roman"/>
-          <w:sz w:val="28"/>
-          <w:szCs w:val="28"/>
-        </w:rPr>
-        <w:t>1.0</w:t>
+        <w:t>27</w:t>
+      </w:r>
+      <w:r>
+        <w:rPr>
+          <w:rFonts w:ascii="Times New Roman" w:hAnsi="Times New Roman" w:cs="Times New Roman"/>
+          <w:sz w:val="28"/>
+          <w:szCs w:val="28"/>
+        </w:rPr>
+        <w:t>.0</w:t>
       </w:r>
       <w:r>
         <w:rPr>
@@ -22487,8 +23771,9 @@
           <w:sz w:val="28"/>
           <w:szCs w:val="28"/>
         </w:rPr>
-        <w:t xml:space="preserve">17. </w:t>
-      </w:r>
+        <w:t xml:space="preserve">23. </w:t>
+      </w:r>
+      <w:proofErr w:type="spellStart"/>
       <w:r>
         <w:rPr>
           <w:rFonts w:ascii="Times New Roman" w:hAnsi="Times New Roman" w:cs="Times New Roman"/>
@@ -22496,8 +23781,9 @@
           <w:szCs w:val="28"/>
           <w:lang w:val="en-US"/>
         </w:rPr>
-        <w:t>Spring</w:t>
-      </w:r>
+        <w:t>JaCoCo</w:t>
+      </w:r>
+      <w:proofErr w:type="spellEnd"/>
       <w:r>
         <w:rPr>
           <w:rFonts w:ascii="Times New Roman" w:hAnsi="Times New Roman" w:cs="Times New Roman"/>
@@ -22513,7 +23799,7 @@
           <w:szCs w:val="28"/>
           <w:lang w:val="en-US"/>
         </w:rPr>
-        <w:t>Security</w:t>
+        <w:t>Java</w:t>
       </w:r>
       <w:r>
         <w:rPr>
@@ -22530,7 +23816,7 @@
           <w:szCs w:val="28"/>
           <w:lang w:val="en-US"/>
         </w:rPr>
-        <w:t>Reference</w:t>
+        <w:t>Code</w:t>
       </w:r>
       <w:r>
         <w:rPr>
@@ -22547,7 +23833,24 @@
           <w:szCs w:val="28"/>
           <w:lang w:val="en-US"/>
         </w:rPr>
-        <w:t>Documentation</w:t>
+        <w:t>Coverage</w:t>
+      </w:r>
+      <w:r>
+        <w:rPr>
+          <w:rFonts w:ascii="Times New Roman" w:hAnsi="Times New Roman" w:cs="Times New Roman"/>
+          <w:sz w:val="28"/>
+          <w:szCs w:val="28"/>
+        </w:rPr>
+        <w:t xml:space="preserve"> </w:t>
+      </w:r>
+      <w:r>
+        <w:rPr>
+          <w:rFonts w:ascii="Times New Roman" w:hAnsi="Times New Roman" w:cs="Times New Roman"/>
+          <w:sz w:val="28"/>
+          <w:szCs w:val="28"/>
+          <w:lang w:val="en-US"/>
+        </w:rPr>
+        <w:t>Library</w:t>
       </w:r>
       <w:r>
         <w:rPr>
@@ -22557,1259 +23860,98 @@
         </w:rPr>
         <w:t xml:space="preserve"> [Электронный ресурс]. – Режим доступа: </w:t>
       </w:r>
-      <w:r>
-        <w:rPr>
-          <w:rFonts w:ascii="Times New Roman" w:hAnsi="Times New Roman" w:cs="Times New Roman"/>
-          <w:sz w:val="28"/>
-          <w:szCs w:val="28"/>
-          <w:lang w:val="en-US"/>
-        </w:rPr>
-        <w:t>https</w:t>
-      </w:r>
-      <w:r>
-        <w:rPr>
-          <w:rFonts w:ascii="Times New Roman" w:hAnsi="Times New Roman" w:cs="Times New Roman"/>
-          <w:sz w:val="28"/>
-          <w:szCs w:val="28"/>
-        </w:rPr>
-        <w:t>://</w:t>
-      </w:r>
-      <w:r>
-        <w:rPr>
-          <w:rFonts w:ascii="Times New Roman" w:hAnsi="Times New Roman" w:cs="Times New Roman"/>
-          <w:sz w:val="28"/>
-          <w:szCs w:val="28"/>
-          <w:lang w:val="en-US"/>
-        </w:rPr>
-        <w:t>spring</w:t>
-      </w:r>
-      <w:r>
-        <w:rPr>
-          <w:rFonts w:ascii="Times New Roman" w:hAnsi="Times New Roman" w:cs="Times New Roman"/>
-          <w:sz w:val="28"/>
-          <w:szCs w:val="28"/>
-        </w:rPr>
-        <w:t>.</w:t>
-      </w:r>
-      <w:r>
-        <w:rPr>
-          <w:rFonts w:ascii="Times New Roman" w:hAnsi="Times New Roman" w:cs="Times New Roman"/>
-          <w:sz w:val="28"/>
-          <w:szCs w:val="28"/>
-          <w:lang w:val="en-US"/>
-        </w:rPr>
-        <w:t>io</w:t>
-      </w:r>
-      <w:r>
-        <w:rPr>
-          <w:rFonts w:ascii="Times New Roman" w:hAnsi="Times New Roman" w:cs="Times New Roman"/>
-          <w:sz w:val="28"/>
-          <w:szCs w:val="28"/>
-        </w:rPr>
-        <w:t>/</w:t>
-      </w:r>
-      <w:r>
-        <w:rPr>
-          <w:rFonts w:ascii="Times New Roman" w:hAnsi="Times New Roman" w:cs="Times New Roman"/>
-          <w:sz w:val="28"/>
-          <w:szCs w:val="28"/>
-          <w:lang w:val="en-US"/>
-        </w:rPr>
-        <w:t>projects</w:t>
-      </w:r>
-      <w:r>
-        <w:rPr>
-          <w:rFonts w:ascii="Times New Roman" w:hAnsi="Times New Roman" w:cs="Times New Roman"/>
-          <w:sz w:val="28"/>
-          <w:szCs w:val="28"/>
-        </w:rPr>
-        <w:t>/</w:t>
-      </w:r>
-      <w:r>
-        <w:rPr>
-          <w:rFonts w:ascii="Times New Roman" w:hAnsi="Times New Roman" w:cs="Times New Roman"/>
-          <w:sz w:val="28"/>
-          <w:szCs w:val="28"/>
-          <w:lang w:val="en-US"/>
-        </w:rPr>
-        <w:t>spring</w:t>
-      </w:r>
-      <w:r>
-        <w:rPr>
-          <w:rFonts w:ascii="Times New Roman" w:hAnsi="Times New Roman" w:cs="Times New Roman"/>
-          <w:sz w:val="28"/>
-          <w:szCs w:val="28"/>
-        </w:rPr>
-        <w:t>-</w:t>
-      </w:r>
-      <w:r>
-        <w:rPr>
-          <w:rFonts w:ascii="Times New Roman" w:hAnsi="Times New Roman" w:cs="Times New Roman"/>
-          <w:sz w:val="28"/>
-          <w:szCs w:val="28"/>
-          <w:lang w:val="en-US"/>
-        </w:rPr>
-        <w:t>security</w:t>
-      </w:r>
-      <w:r>
-        <w:rPr>
-          <w:rFonts w:ascii="Times New Roman" w:hAnsi="Times New Roman" w:cs="Times New Roman"/>
-          <w:sz w:val="28"/>
-          <w:szCs w:val="28"/>
-        </w:rPr>
-        <w:t xml:space="preserve"> (дата обращения: </w:t>
-      </w:r>
-      <w:r>
-        <w:rPr>
-          <w:rFonts w:ascii="Times New Roman" w:hAnsi="Times New Roman" w:cs="Times New Roman"/>
-          <w:sz w:val="28"/>
-          <w:szCs w:val="28"/>
-        </w:rPr>
-        <w:t>25</w:t>
-      </w:r>
-      <w:r>
-        <w:rPr>
-          <w:rFonts w:ascii="Times New Roman" w:hAnsi="Times New Roman" w:cs="Times New Roman"/>
-          <w:sz w:val="28"/>
-          <w:szCs w:val="28"/>
-        </w:rPr>
-        <w:t>.0</w:t>
-      </w:r>
-      <w:r>
-        <w:rPr>
-          <w:rFonts w:ascii="Times New Roman" w:hAnsi="Times New Roman" w:cs="Times New Roman"/>
-          <w:sz w:val="28"/>
-          <w:szCs w:val="28"/>
-        </w:rPr>
-        <w:t>4</w:t>
-      </w:r>
-      <w:r>
-        <w:rPr>
-          <w:rFonts w:ascii="Times New Roman" w:hAnsi="Times New Roman" w:cs="Times New Roman"/>
-          <w:sz w:val="28"/>
-          <w:szCs w:val="28"/>
-        </w:rPr>
-        <w:t>.2026).</w:t>
-      </w:r>
-    </w:p>
-    <w:p>
-      <w:pPr>
-        <w:spacing w:after="0" w:line="360" w:lineRule="auto"/>
-        <w:ind w:firstLine="709"/>
-        <w:jc w:val="both"/>
-        <w:rPr>
-          <w:rFonts w:ascii="Times New Roman" w:hAnsi="Times New Roman" w:cs="Times New Roman"/>
-          <w:sz w:val="28"/>
-          <w:szCs w:val="28"/>
-        </w:rPr>
-      </w:pPr>
-      <w:r>
-        <w:rPr>
-          <w:rFonts w:ascii="Times New Roman" w:hAnsi="Times New Roman" w:cs="Times New Roman"/>
-          <w:sz w:val="28"/>
-          <w:szCs w:val="28"/>
-        </w:rPr>
-        <w:t xml:space="preserve">18. </w:t>
-      </w:r>
-      <w:r>
-        <w:rPr>
-          <w:rFonts w:ascii="Times New Roman" w:hAnsi="Times New Roman" w:cs="Times New Roman"/>
-          <w:sz w:val="28"/>
-          <w:szCs w:val="28"/>
-          <w:lang w:val="en-US"/>
-        </w:rPr>
-        <w:t>PostgreSQL</w:t>
-      </w:r>
-      <w:r>
-        <w:rPr>
-          <w:rFonts w:ascii="Times New Roman" w:hAnsi="Times New Roman" w:cs="Times New Roman"/>
-          <w:sz w:val="28"/>
-          <w:szCs w:val="28"/>
-        </w:rPr>
-        <w:t xml:space="preserve"> </w:t>
-      </w:r>
-      <w:r>
-        <w:rPr>
-          <w:rFonts w:ascii="Times New Roman" w:hAnsi="Times New Roman" w:cs="Times New Roman"/>
-          <w:sz w:val="28"/>
-          <w:szCs w:val="28"/>
-          <w:lang w:val="en-US"/>
-        </w:rPr>
-        <w:t>Documentation</w:t>
-      </w:r>
-      <w:r>
-        <w:rPr>
-          <w:rFonts w:ascii="Times New Roman" w:hAnsi="Times New Roman" w:cs="Times New Roman"/>
-          <w:sz w:val="28"/>
-          <w:szCs w:val="28"/>
-        </w:rPr>
-        <w:t xml:space="preserve"> [Электронный ресурс]. – Режим доступа: </w:t>
-      </w:r>
-      <w:r>
-        <w:rPr>
-          <w:rFonts w:ascii="Times New Roman" w:hAnsi="Times New Roman" w:cs="Times New Roman"/>
-          <w:sz w:val="28"/>
-          <w:szCs w:val="28"/>
-          <w:lang w:val="en-US"/>
-        </w:rPr>
-        <w:t>https</w:t>
-      </w:r>
-      <w:r>
-        <w:rPr>
-          <w:rFonts w:ascii="Times New Roman" w:hAnsi="Times New Roman" w:cs="Times New Roman"/>
-          <w:sz w:val="28"/>
-          <w:szCs w:val="28"/>
-        </w:rPr>
-        <w:t>://</w:t>
-      </w:r>
-      <w:r>
-        <w:rPr>
-          <w:rFonts w:ascii="Times New Roman" w:hAnsi="Times New Roman" w:cs="Times New Roman"/>
-          <w:sz w:val="28"/>
-          <w:szCs w:val="28"/>
-          <w:lang w:val="en-US"/>
-        </w:rPr>
-        <w:t>www</w:t>
-      </w:r>
-      <w:r>
-        <w:rPr>
-          <w:rFonts w:ascii="Times New Roman" w:hAnsi="Times New Roman" w:cs="Times New Roman"/>
-          <w:sz w:val="28"/>
-          <w:szCs w:val="28"/>
-        </w:rPr>
-        <w:t>.</w:t>
-      </w:r>
-      <w:proofErr w:type="spellStart"/>
-      <w:r>
-        <w:rPr>
-          <w:rFonts w:ascii="Times New Roman" w:hAnsi="Times New Roman" w:cs="Times New Roman"/>
-          <w:sz w:val="28"/>
-          <w:szCs w:val="28"/>
-          <w:lang w:val="en-US"/>
-        </w:rPr>
-        <w:t>postgresql</w:t>
-      </w:r>
-      <w:proofErr w:type="spellEnd"/>
-      <w:r>
-        <w:rPr>
-          <w:rFonts w:ascii="Times New Roman" w:hAnsi="Times New Roman" w:cs="Times New Roman"/>
-          <w:sz w:val="28"/>
-          <w:szCs w:val="28"/>
-        </w:rPr>
-        <w:t>.</w:t>
-      </w:r>
-      <w:r>
-        <w:rPr>
-          <w:rFonts w:ascii="Times New Roman" w:hAnsi="Times New Roman" w:cs="Times New Roman"/>
-          <w:sz w:val="28"/>
-          <w:szCs w:val="28"/>
-          <w:lang w:val="en-US"/>
-        </w:rPr>
-        <w:t>org</w:t>
-      </w:r>
-      <w:r>
-        <w:rPr>
-          <w:rFonts w:ascii="Times New Roman" w:hAnsi="Times New Roman" w:cs="Times New Roman"/>
-          <w:sz w:val="28"/>
-          <w:szCs w:val="28"/>
-        </w:rPr>
-        <w:t>/</w:t>
-      </w:r>
-      <w:r>
-        <w:rPr>
-          <w:rFonts w:ascii="Times New Roman" w:hAnsi="Times New Roman" w:cs="Times New Roman"/>
-          <w:sz w:val="28"/>
-          <w:szCs w:val="28"/>
-          <w:lang w:val="en-US"/>
-        </w:rPr>
-        <w:t>docs</w:t>
-      </w:r>
-      <w:r>
-        <w:rPr>
-          <w:rFonts w:ascii="Times New Roman" w:hAnsi="Times New Roman" w:cs="Times New Roman"/>
-          <w:sz w:val="28"/>
-          <w:szCs w:val="28"/>
-        </w:rPr>
-        <w:t xml:space="preserve"> (дата обращения: </w:t>
-      </w:r>
-      <w:r>
-        <w:rPr>
-          <w:rFonts w:ascii="Times New Roman" w:hAnsi="Times New Roman" w:cs="Times New Roman"/>
-          <w:sz w:val="28"/>
-          <w:szCs w:val="28"/>
-        </w:rPr>
-        <w:t>25</w:t>
-      </w:r>
-      <w:r>
-        <w:rPr>
-          <w:rFonts w:ascii="Times New Roman" w:hAnsi="Times New Roman" w:cs="Times New Roman"/>
-          <w:sz w:val="28"/>
-          <w:szCs w:val="28"/>
-        </w:rPr>
-        <w:t>.0</w:t>
-      </w:r>
-      <w:r>
-        <w:rPr>
-          <w:rFonts w:ascii="Times New Roman" w:hAnsi="Times New Roman" w:cs="Times New Roman"/>
-          <w:sz w:val="28"/>
-          <w:szCs w:val="28"/>
-        </w:rPr>
-        <w:t>4</w:t>
-      </w:r>
-      <w:r>
-        <w:rPr>
-          <w:rFonts w:ascii="Times New Roman" w:hAnsi="Times New Roman" w:cs="Times New Roman"/>
-          <w:sz w:val="28"/>
-          <w:szCs w:val="28"/>
-        </w:rPr>
-        <w:t>.2026).</w:t>
-      </w:r>
-    </w:p>
-    <w:p>
-      <w:pPr>
-        <w:spacing w:after="0" w:line="360" w:lineRule="auto"/>
-        <w:ind w:firstLine="709"/>
-        <w:jc w:val="both"/>
-        <w:rPr>
-          <w:rFonts w:ascii="Times New Roman" w:hAnsi="Times New Roman" w:cs="Times New Roman"/>
-          <w:sz w:val="28"/>
-          <w:szCs w:val="28"/>
-        </w:rPr>
-      </w:pPr>
-      <w:r>
-        <w:rPr>
-          <w:rFonts w:ascii="Times New Roman" w:hAnsi="Times New Roman" w:cs="Times New Roman"/>
-          <w:sz w:val="28"/>
-          <w:szCs w:val="28"/>
-        </w:rPr>
-        <w:t xml:space="preserve">19. </w:t>
-      </w:r>
-      <w:r>
-        <w:rPr>
-          <w:rFonts w:ascii="Times New Roman" w:hAnsi="Times New Roman" w:cs="Times New Roman"/>
-          <w:sz w:val="28"/>
-          <w:szCs w:val="28"/>
-          <w:lang w:val="en-US"/>
-        </w:rPr>
-        <w:t>Hibernate</w:t>
-      </w:r>
-      <w:r>
-        <w:rPr>
-          <w:rFonts w:ascii="Times New Roman" w:hAnsi="Times New Roman" w:cs="Times New Roman"/>
-          <w:sz w:val="28"/>
-          <w:szCs w:val="28"/>
-        </w:rPr>
-        <w:t xml:space="preserve"> </w:t>
-      </w:r>
-      <w:r>
-        <w:rPr>
-          <w:rFonts w:ascii="Times New Roman" w:hAnsi="Times New Roman" w:cs="Times New Roman"/>
-          <w:sz w:val="28"/>
-          <w:szCs w:val="28"/>
-          <w:lang w:val="en-US"/>
-        </w:rPr>
-        <w:t>ORM</w:t>
-      </w:r>
-      <w:r>
-        <w:rPr>
-          <w:rFonts w:ascii="Times New Roman" w:hAnsi="Times New Roman" w:cs="Times New Roman"/>
-          <w:sz w:val="28"/>
-          <w:szCs w:val="28"/>
-        </w:rPr>
-        <w:t xml:space="preserve"> </w:t>
-      </w:r>
-      <w:r>
-        <w:rPr>
-          <w:rFonts w:ascii="Times New Roman" w:hAnsi="Times New Roman" w:cs="Times New Roman"/>
-          <w:sz w:val="28"/>
-          <w:szCs w:val="28"/>
-          <w:lang w:val="en-US"/>
-        </w:rPr>
-        <w:t>Documentation</w:t>
-      </w:r>
-      <w:r>
-        <w:rPr>
-          <w:rFonts w:ascii="Times New Roman" w:hAnsi="Times New Roman" w:cs="Times New Roman"/>
-          <w:sz w:val="28"/>
-          <w:szCs w:val="28"/>
-        </w:rPr>
-        <w:t xml:space="preserve"> [Электронный ресурс]. – Режим доступа: </w:t>
-      </w:r>
-      <w:r>
-        <w:rPr>
-          <w:rFonts w:ascii="Times New Roman" w:hAnsi="Times New Roman" w:cs="Times New Roman"/>
-          <w:sz w:val="28"/>
-          <w:szCs w:val="28"/>
-          <w:lang w:val="en-US"/>
-        </w:rPr>
-        <w:t>https</w:t>
-      </w:r>
-      <w:r>
-        <w:rPr>
-          <w:rFonts w:ascii="Times New Roman" w:hAnsi="Times New Roman" w:cs="Times New Roman"/>
-          <w:sz w:val="28"/>
-          <w:szCs w:val="28"/>
-        </w:rPr>
-        <w:t>://</w:t>
-      </w:r>
-      <w:r>
-        <w:rPr>
-          <w:rFonts w:ascii="Times New Roman" w:hAnsi="Times New Roman" w:cs="Times New Roman"/>
-          <w:sz w:val="28"/>
-          <w:szCs w:val="28"/>
-          <w:lang w:val="en-US"/>
-        </w:rPr>
-        <w:t>hibernate</w:t>
-      </w:r>
-      <w:r>
-        <w:rPr>
-          <w:rFonts w:ascii="Times New Roman" w:hAnsi="Times New Roman" w:cs="Times New Roman"/>
-          <w:sz w:val="28"/>
-          <w:szCs w:val="28"/>
-        </w:rPr>
-        <w:t>.</w:t>
-      </w:r>
-      <w:r>
-        <w:rPr>
-          <w:rFonts w:ascii="Times New Roman" w:hAnsi="Times New Roman" w:cs="Times New Roman"/>
-          <w:sz w:val="28"/>
-          <w:szCs w:val="28"/>
-          <w:lang w:val="en-US"/>
-        </w:rPr>
-        <w:t>org</w:t>
-      </w:r>
-      <w:r>
-        <w:rPr>
-          <w:rFonts w:ascii="Times New Roman" w:hAnsi="Times New Roman" w:cs="Times New Roman"/>
-          <w:sz w:val="28"/>
-          <w:szCs w:val="28"/>
-        </w:rPr>
-        <w:t>/</w:t>
-      </w:r>
-      <w:proofErr w:type="spellStart"/>
-      <w:r>
-        <w:rPr>
-          <w:rFonts w:ascii="Times New Roman" w:hAnsi="Times New Roman" w:cs="Times New Roman"/>
-          <w:sz w:val="28"/>
-          <w:szCs w:val="28"/>
-          <w:lang w:val="en-US"/>
-        </w:rPr>
-        <w:t>orm</w:t>
-      </w:r>
-      <w:proofErr w:type="spellEnd"/>
-      <w:r>
-        <w:rPr>
-          <w:rFonts w:ascii="Times New Roman" w:hAnsi="Times New Roman" w:cs="Times New Roman"/>
-          <w:sz w:val="28"/>
-          <w:szCs w:val="28"/>
-        </w:rPr>
-        <w:t>/</w:t>
-      </w:r>
-      <w:r>
-        <w:rPr>
-          <w:rFonts w:ascii="Times New Roman" w:hAnsi="Times New Roman" w:cs="Times New Roman"/>
-          <w:sz w:val="28"/>
-          <w:szCs w:val="28"/>
-          <w:lang w:val="en-US"/>
-        </w:rPr>
-        <w:t>documentation</w:t>
-      </w:r>
-      <w:r>
-        <w:rPr>
-          <w:rFonts w:ascii="Times New Roman" w:hAnsi="Times New Roman" w:cs="Times New Roman"/>
-          <w:sz w:val="28"/>
-          <w:szCs w:val="28"/>
-        </w:rPr>
-        <w:t xml:space="preserve"> (дата обращения: </w:t>
-      </w:r>
-      <w:r>
-        <w:rPr>
-          <w:rFonts w:ascii="Times New Roman" w:hAnsi="Times New Roman" w:cs="Times New Roman"/>
-          <w:sz w:val="28"/>
-          <w:szCs w:val="28"/>
-        </w:rPr>
-        <w:t>26</w:t>
-      </w:r>
-      <w:r>
-        <w:rPr>
-          <w:rFonts w:ascii="Times New Roman" w:hAnsi="Times New Roman" w:cs="Times New Roman"/>
-          <w:sz w:val="28"/>
-          <w:szCs w:val="28"/>
-        </w:rPr>
-        <w:t>.0</w:t>
-      </w:r>
-      <w:r>
-        <w:rPr>
-          <w:rFonts w:ascii="Times New Roman" w:hAnsi="Times New Roman" w:cs="Times New Roman"/>
-          <w:sz w:val="28"/>
-          <w:szCs w:val="28"/>
-        </w:rPr>
-        <w:t>4</w:t>
-      </w:r>
-      <w:r>
-        <w:rPr>
-          <w:rFonts w:ascii="Times New Roman" w:hAnsi="Times New Roman" w:cs="Times New Roman"/>
-          <w:sz w:val="28"/>
-          <w:szCs w:val="28"/>
-        </w:rPr>
-        <w:t>.2026).</w:t>
-      </w:r>
-    </w:p>
-    <w:p>
-      <w:pPr>
-        <w:spacing w:after="0" w:line="360" w:lineRule="auto"/>
-        <w:ind w:firstLine="709"/>
-        <w:jc w:val="both"/>
-        <w:rPr>
-          <w:rFonts w:ascii="Times New Roman" w:hAnsi="Times New Roman" w:cs="Times New Roman"/>
-          <w:sz w:val="28"/>
-          <w:szCs w:val="28"/>
-        </w:rPr>
-      </w:pPr>
-      <w:r>
-        <w:rPr>
-          <w:rFonts w:ascii="Times New Roman" w:hAnsi="Times New Roman" w:cs="Times New Roman"/>
-          <w:sz w:val="28"/>
-          <w:szCs w:val="28"/>
-        </w:rPr>
-        <w:t xml:space="preserve">20. </w:t>
-      </w:r>
-      <w:r>
-        <w:rPr>
-          <w:rFonts w:ascii="Times New Roman" w:hAnsi="Times New Roman" w:cs="Times New Roman"/>
-          <w:sz w:val="28"/>
-          <w:szCs w:val="28"/>
-          <w:lang w:val="en-US"/>
-        </w:rPr>
-        <w:t>Retrofit</w:t>
-      </w:r>
-      <w:r>
-        <w:rPr>
-          <w:rFonts w:ascii="Times New Roman" w:hAnsi="Times New Roman" w:cs="Times New Roman"/>
-          <w:sz w:val="28"/>
-          <w:szCs w:val="28"/>
-        </w:rPr>
-        <w:t xml:space="preserve"> </w:t>
-      </w:r>
-      <w:r>
-        <w:rPr>
-          <w:rFonts w:ascii="Times New Roman" w:hAnsi="Times New Roman" w:cs="Times New Roman"/>
-          <w:sz w:val="28"/>
-          <w:szCs w:val="28"/>
-          <w:lang w:val="en-US"/>
-        </w:rPr>
-        <w:t>Documentation</w:t>
-      </w:r>
-      <w:r>
-        <w:rPr>
-          <w:rFonts w:ascii="Times New Roman" w:hAnsi="Times New Roman" w:cs="Times New Roman"/>
-          <w:sz w:val="28"/>
-          <w:szCs w:val="28"/>
-        </w:rPr>
-        <w:t xml:space="preserve"> [Электронный ресурс]. – Режим доступа: </w:t>
-      </w:r>
-      <w:r>
-        <w:rPr>
-          <w:rFonts w:ascii="Times New Roman" w:hAnsi="Times New Roman" w:cs="Times New Roman"/>
-          <w:sz w:val="28"/>
-          <w:szCs w:val="28"/>
-          <w:lang w:val="en-US"/>
-        </w:rPr>
-        <w:t>https</w:t>
-      </w:r>
-      <w:r>
-        <w:rPr>
-          <w:rFonts w:ascii="Times New Roman" w:hAnsi="Times New Roman" w:cs="Times New Roman"/>
-          <w:sz w:val="28"/>
-          <w:szCs w:val="28"/>
-        </w:rPr>
-        <w:t>://</w:t>
-      </w:r>
-      <w:r>
-        <w:rPr>
-          <w:rFonts w:ascii="Times New Roman" w:hAnsi="Times New Roman" w:cs="Times New Roman"/>
-          <w:sz w:val="28"/>
-          <w:szCs w:val="28"/>
-          <w:lang w:val="en-US"/>
-        </w:rPr>
-        <w:t>square</w:t>
-      </w:r>
-      <w:r>
-        <w:rPr>
-          <w:rFonts w:ascii="Times New Roman" w:hAnsi="Times New Roman" w:cs="Times New Roman"/>
-          <w:sz w:val="28"/>
-          <w:szCs w:val="28"/>
-        </w:rPr>
-        <w:t>.</w:t>
-      </w:r>
-      <w:proofErr w:type="spellStart"/>
-      <w:r>
-        <w:rPr>
-          <w:rFonts w:ascii="Times New Roman" w:hAnsi="Times New Roman" w:cs="Times New Roman"/>
-          <w:sz w:val="28"/>
-          <w:szCs w:val="28"/>
-          <w:lang w:val="en-US"/>
-        </w:rPr>
-        <w:t>github</w:t>
-      </w:r>
-      <w:proofErr w:type="spellEnd"/>
-      <w:r>
-        <w:rPr>
-          <w:rFonts w:ascii="Times New Roman" w:hAnsi="Times New Roman" w:cs="Times New Roman"/>
-          <w:sz w:val="28"/>
-          <w:szCs w:val="28"/>
-        </w:rPr>
-        <w:t>.</w:t>
-      </w:r>
-      <w:r>
-        <w:rPr>
-          <w:rFonts w:ascii="Times New Roman" w:hAnsi="Times New Roman" w:cs="Times New Roman"/>
-          <w:sz w:val="28"/>
-          <w:szCs w:val="28"/>
-          <w:lang w:val="en-US"/>
-        </w:rPr>
-        <w:t>io</w:t>
-      </w:r>
-      <w:r>
-        <w:rPr>
-          <w:rFonts w:ascii="Times New Roman" w:hAnsi="Times New Roman" w:cs="Times New Roman"/>
-          <w:sz w:val="28"/>
-          <w:szCs w:val="28"/>
-        </w:rPr>
-        <w:t>/</w:t>
-      </w:r>
-      <w:r>
-        <w:rPr>
-          <w:rFonts w:ascii="Times New Roman" w:hAnsi="Times New Roman" w:cs="Times New Roman"/>
-          <w:sz w:val="28"/>
-          <w:szCs w:val="28"/>
-          <w:lang w:val="en-US"/>
-        </w:rPr>
-        <w:t>retrofit</w:t>
-      </w:r>
-      <w:r>
-        <w:rPr>
-          <w:rFonts w:ascii="Times New Roman" w:hAnsi="Times New Roman" w:cs="Times New Roman"/>
-          <w:sz w:val="28"/>
-          <w:szCs w:val="28"/>
-        </w:rPr>
-        <w:t xml:space="preserve"> (дата обращения: </w:t>
-      </w:r>
-      <w:r>
-        <w:rPr>
-          <w:rFonts w:ascii="Times New Roman" w:hAnsi="Times New Roman" w:cs="Times New Roman"/>
-          <w:sz w:val="28"/>
-          <w:szCs w:val="28"/>
-        </w:rPr>
-        <w:t>26</w:t>
-      </w:r>
-      <w:r>
-        <w:rPr>
-          <w:rFonts w:ascii="Times New Roman" w:hAnsi="Times New Roman" w:cs="Times New Roman"/>
-          <w:sz w:val="28"/>
-          <w:szCs w:val="28"/>
-        </w:rPr>
-        <w:t>.0</w:t>
-      </w:r>
-      <w:r>
-        <w:rPr>
-          <w:rFonts w:ascii="Times New Roman" w:hAnsi="Times New Roman" w:cs="Times New Roman"/>
-          <w:sz w:val="28"/>
-          <w:szCs w:val="28"/>
-        </w:rPr>
-        <w:t>4</w:t>
-      </w:r>
-      <w:r>
-        <w:rPr>
-          <w:rFonts w:ascii="Times New Roman" w:hAnsi="Times New Roman" w:cs="Times New Roman"/>
-          <w:sz w:val="28"/>
-          <w:szCs w:val="28"/>
-        </w:rPr>
-        <w:t>.2026).</w:t>
-      </w:r>
-    </w:p>
-    <w:p>
-      <w:pPr>
-        <w:spacing w:after="0" w:line="360" w:lineRule="auto"/>
-        <w:ind w:firstLine="709"/>
-        <w:jc w:val="both"/>
-        <w:rPr>
-          <w:rFonts w:ascii="Times New Roman" w:hAnsi="Times New Roman" w:cs="Times New Roman"/>
-          <w:sz w:val="28"/>
-          <w:szCs w:val="28"/>
-        </w:rPr>
-      </w:pPr>
-      <w:r>
-        <w:rPr>
-          <w:rFonts w:ascii="Times New Roman" w:hAnsi="Times New Roman" w:cs="Times New Roman"/>
-          <w:sz w:val="28"/>
-          <w:szCs w:val="28"/>
-        </w:rPr>
-        <w:t xml:space="preserve">21. </w:t>
-      </w:r>
-      <w:r>
-        <w:rPr>
-          <w:rFonts w:ascii="Times New Roman" w:hAnsi="Times New Roman" w:cs="Times New Roman"/>
-          <w:sz w:val="28"/>
-          <w:szCs w:val="28"/>
-          <w:lang w:val="en-US"/>
-        </w:rPr>
-        <w:t>Room</w:t>
-      </w:r>
-      <w:r>
-        <w:rPr>
-          <w:rFonts w:ascii="Times New Roman" w:hAnsi="Times New Roman" w:cs="Times New Roman"/>
-          <w:sz w:val="28"/>
-          <w:szCs w:val="28"/>
-        </w:rPr>
-        <w:t xml:space="preserve"> </w:t>
-      </w:r>
-      <w:r>
-        <w:rPr>
-          <w:rFonts w:ascii="Times New Roman" w:hAnsi="Times New Roman" w:cs="Times New Roman"/>
-          <w:sz w:val="28"/>
-          <w:szCs w:val="28"/>
-          <w:lang w:val="en-US"/>
-        </w:rPr>
-        <w:t>Persistence</w:t>
-      </w:r>
-      <w:r>
-        <w:rPr>
-          <w:rFonts w:ascii="Times New Roman" w:hAnsi="Times New Roman" w:cs="Times New Roman"/>
-          <w:sz w:val="28"/>
-          <w:szCs w:val="28"/>
-        </w:rPr>
-        <w:t xml:space="preserve"> </w:t>
-      </w:r>
-      <w:r>
-        <w:rPr>
-          <w:rFonts w:ascii="Times New Roman" w:hAnsi="Times New Roman" w:cs="Times New Roman"/>
-          <w:sz w:val="28"/>
-          <w:szCs w:val="28"/>
-          <w:lang w:val="en-US"/>
-        </w:rPr>
-        <w:t>Library</w:t>
-      </w:r>
-      <w:r>
-        <w:rPr>
-          <w:rFonts w:ascii="Times New Roman" w:hAnsi="Times New Roman" w:cs="Times New Roman"/>
-          <w:sz w:val="28"/>
-          <w:szCs w:val="28"/>
-        </w:rPr>
-        <w:t xml:space="preserve"> [Электронный ресурс]. – Режим доступа: </w:t>
-      </w:r>
-      <w:r>
-        <w:rPr>
-          <w:rFonts w:ascii="Times New Roman" w:hAnsi="Times New Roman" w:cs="Times New Roman"/>
-          <w:sz w:val="28"/>
-          <w:szCs w:val="28"/>
-          <w:lang w:val="en-US"/>
-        </w:rPr>
-        <w:t>https</w:t>
-      </w:r>
-      <w:r>
-        <w:rPr>
-          <w:rFonts w:ascii="Times New Roman" w:hAnsi="Times New Roman" w:cs="Times New Roman"/>
-          <w:sz w:val="28"/>
-          <w:szCs w:val="28"/>
-        </w:rPr>
-        <w:t>://</w:t>
-      </w:r>
-      <w:r>
-        <w:rPr>
-          <w:rFonts w:ascii="Times New Roman" w:hAnsi="Times New Roman" w:cs="Times New Roman"/>
-          <w:sz w:val="28"/>
-          <w:szCs w:val="28"/>
-          <w:lang w:val="en-US"/>
-        </w:rPr>
-        <w:t>developer</w:t>
-      </w:r>
-      <w:r>
-        <w:rPr>
-          <w:rFonts w:ascii="Times New Roman" w:hAnsi="Times New Roman" w:cs="Times New Roman"/>
-          <w:sz w:val="28"/>
-          <w:szCs w:val="28"/>
-        </w:rPr>
-        <w:t>.</w:t>
-      </w:r>
-      <w:r>
-        <w:rPr>
-          <w:rFonts w:ascii="Times New Roman" w:hAnsi="Times New Roman" w:cs="Times New Roman"/>
-          <w:sz w:val="28"/>
-          <w:szCs w:val="28"/>
-          <w:lang w:val="en-US"/>
-        </w:rPr>
-        <w:t>android</w:t>
-      </w:r>
-      <w:r>
-        <w:rPr>
-          <w:rFonts w:ascii="Times New Roman" w:hAnsi="Times New Roman" w:cs="Times New Roman"/>
-          <w:sz w:val="28"/>
-          <w:szCs w:val="28"/>
-        </w:rPr>
-        <w:t>.</w:t>
-      </w:r>
-      <w:r>
-        <w:rPr>
-          <w:rFonts w:ascii="Times New Roman" w:hAnsi="Times New Roman" w:cs="Times New Roman"/>
-          <w:sz w:val="28"/>
-          <w:szCs w:val="28"/>
-          <w:lang w:val="en-US"/>
-        </w:rPr>
-        <w:t>com</w:t>
-      </w:r>
-      <w:r>
-        <w:rPr>
-          <w:rFonts w:ascii="Times New Roman" w:hAnsi="Times New Roman" w:cs="Times New Roman"/>
-          <w:sz w:val="28"/>
-          <w:szCs w:val="28"/>
-        </w:rPr>
-        <w:t>/</w:t>
-      </w:r>
-      <w:r>
-        <w:rPr>
-          <w:rFonts w:ascii="Times New Roman" w:hAnsi="Times New Roman" w:cs="Times New Roman"/>
-          <w:sz w:val="28"/>
-          <w:szCs w:val="28"/>
-          <w:lang w:val="en-US"/>
-        </w:rPr>
-        <w:t>training</w:t>
-      </w:r>
-      <w:r>
-        <w:rPr>
-          <w:rFonts w:ascii="Times New Roman" w:hAnsi="Times New Roman" w:cs="Times New Roman"/>
-          <w:sz w:val="28"/>
-          <w:szCs w:val="28"/>
-        </w:rPr>
-        <w:t>/</w:t>
-      </w:r>
-      <w:r>
-        <w:rPr>
-          <w:rFonts w:ascii="Times New Roman" w:hAnsi="Times New Roman" w:cs="Times New Roman"/>
-          <w:sz w:val="28"/>
-          <w:szCs w:val="28"/>
-          <w:lang w:val="en-US"/>
-        </w:rPr>
-        <w:t>data</w:t>
-      </w:r>
-      <w:r>
-        <w:rPr>
-          <w:rFonts w:ascii="Times New Roman" w:hAnsi="Times New Roman" w:cs="Times New Roman"/>
-          <w:sz w:val="28"/>
-          <w:szCs w:val="28"/>
-        </w:rPr>
-        <w:t>-</w:t>
-      </w:r>
-      <w:r>
-        <w:rPr>
-          <w:rFonts w:ascii="Times New Roman" w:hAnsi="Times New Roman" w:cs="Times New Roman"/>
-          <w:sz w:val="28"/>
-          <w:szCs w:val="28"/>
-          <w:lang w:val="en-US"/>
-        </w:rPr>
-        <w:t>storage</w:t>
-      </w:r>
-      <w:r>
-        <w:rPr>
-          <w:rFonts w:ascii="Times New Roman" w:hAnsi="Times New Roman" w:cs="Times New Roman"/>
-          <w:sz w:val="28"/>
-          <w:szCs w:val="28"/>
-        </w:rPr>
-        <w:t>/</w:t>
-      </w:r>
-      <w:r>
-        <w:rPr>
-          <w:rFonts w:ascii="Times New Roman" w:hAnsi="Times New Roman" w:cs="Times New Roman"/>
-          <w:sz w:val="28"/>
-          <w:szCs w:val="28"/>
-          <w:lang w:val="en-US"/>
-        </w:rPr>
-        <w:t>room</w:t>
-      </w:r>
-      <w:r>
-        <w:rPr>
-          <w:rFonts w:ascii="Times New Roman" w:hAnsi="Times New Roman" w:cs="Times New Roman"/>
-          <w:sz w:val="28"/>
-          <w:szCs w:val="28"/>
-        </w:rPr>
-        <w:t xml:space="preserve"> (дата обращения: </w:t>
-      </w:r>
-      <w:r>
-        <w:rPr>
-          <w:rFonts w:ascii="Times New Roman" w:hAnsi="Times New Roman" w:cs="Times New Roman"/>
-          <w:sz w:val="28"/>
-          <w:szCs w:val="28"/>
-        </w:rPr>
-        <w:t>27</w:t>
-      </w:r>
-      <w:r>
-        <w:rPr>
-          <w:rFonts w:ascii="Times New Roman" w:hAnsi="Times New Roman" w:cs="Times New Roman"/>
-          <w:sz w:val="28"/>
-          <w:szCs w:val="28"/>
-        </w:rPr>
-        <w:t>.0</w:t>
-      </w:r>
-      <w:r>
-        <w:rPr>
-          <w:rFonts w:ascii="Times New Roman" w:hAnsi="Times New Roman" w:cs="Times New Roman"/>
-          <w:sz w:val="28"/>
-          <w:szCs w:val="28"/>
-        </w:rPr>
-        <w:t>4</w:t>
-      </w:r>
-      <w:r>
-        <w:rPr>
-          <w:rFonts w:ascii="Times New Roman" w:hAnsi="Times New Roman" w:cs="Times New Roman"/>
-          <w:sz w:val="28"/>
-          <w:szCs w:val="28"/>
-        </w:rPr>
-        <w:t>.2026).</w:t>
-      </w:r>
-    </w:p>
-    <w:p>
-      <w:pPr>
-        <w:spacing w:after="0" w:line="360" w:lineRule="auto"/>
-        <w:ind w:firstLine="709"/>
-        <w:jc w:val="both"/>
-        <w:rPr>
-          <w:rFonts w:ascii="Times New Roman" w:hAnsi="Times New Roman" w:cs="Times New Roman"/>
-          <w:sz w:val="28"/>
-          <w:szCs w:val="28"/>
-        </w:rPr>
-      </w:pPr>
-      <w:r>
-        <w:rPr>
-          <w:rFonts w:ascii="Times New Roman" w:hAnsi="Times New Roman" w:cs="Times New Roman"/>
-          <w:sz w:val="28"/>
-          <w:szCs w:val="28"/>
-        </w:rPr>
-        <w:t xml:space="preserve">22. </w:t>
-      </w:r>
-      <w:r>
-        <w:rPr>
-          <w:rFonts w:ascii="Times New Roman" w:hAnsi="Times New Roman" w:cs="Times New Roman"/>
-          <w:sz w:val="28"/>
-          <w:szCs w:val="28"/>
-          <w:lang w:val="en-US"/>
-        </w:rPr>
-        <w:t>JWT</w:t>
-      </w:r>
-      <w:r>
-        <w:rPr>
-          <w:rFonts w:ascii="Times New Roman" w:hAnsi="Times New Roman" w:cs="Times New Roman"/>
-          <w:sz w:val="28"/>
-          <w:szCs w:val="28"/>
-        </w:rPr>
-        <w:t xml:space="preserve"> </w:t>
-      </w:r>
-      <w:r>
-        <w:rPr>
-          <w:rFonts w:ascii="Times New Roman" w:hAnsi="Times New Roman" w:cs="Times New Roman"/>
-          <w:sz w:val="28"/>
-          <w:szCs w:val="28"/>
-          <w:lang w:val="en-US"/>
-        </w:rPr>
-        <w:t>Introduction</w:t>
-      </w:r>
-      <w:r>
-        <w:rPr>
-          <w:rFonts w:ascii="Times New Roman" w:hAnsi="Times New Roman" w:cs="Times New Roman"/>
-          <w:sz w:val="28"/>
-          <w:szCs w:val="28"/>
-        </w:rPr>
-        <w:t xml:space="preserve"> [Электронный ресурс]. – Режим доступа: </w:t>
-      </w:r>
-      <w:r>
-        <w:rPr>
-          <w:rFonts w:ascii="Times New Roman" w:hAnsi="Times New Roman" w:cs="Times New Roman"/>
-          <w:sz w:val="28"/>
-          <w:szCs w:val="28"/>
-          <w:lang w:val="en-US"/>
-        </w:rPr>
-        <w:t>https</w:t>
-      </w:r>
-      <w:r>
-        <w:rPr>
-          <w:rFonts w:ascii="Times New Roman" w:hAnsi="Times New Roman" w:cs="Times New Roman"/>
-          <w:sz w:val="28"/>
-          <w:szCs w:val="28"/>
-        </w:rPr>
-        <w:t>://</w:t>
-      </w:r>
-      <w:proofErr w:type="spellStart"/>
-      <w:r>
-        <w:rPr>
-          <w:rFonts w:ascii="Times New Roman" w:hAnsi="Times New Roman" w:cs="Times New Roman"/>
-          <w:sz w:val="28"/>
-          <w:szCs w:val="28"/>
-          <w:lang w:val="en-US"/>
-        </w:rPr>
-        <w:t>jwt</w:t>
-      </w:r>
-      <w:proofErr w:type="spellEnd"/>
-      <w:r>
-        <w:rPr>
-          <w:rFonts w:ascii="Times New Roman" w:hAnsi="Times New Roman" w:cs="Times New Roman"/>
-          <w:sz w:val="28"/>
-          <w:szCs w:val="28"/>
-        </w:rPr>
-        <w:t>.</w:t>
-      </w:r>
-      <w:r>
-        <w:rPr>
-          <w:rFonts w:ascii="Times New Roman" w:hAnsi="Times New Roman" w:cs="Times New Roman"/>
-          <w:sz w:val="28"/>
-          <w:szCs w:val="28"/>
-          <w:lang w:val="en-US"/>
-        </w:rPr>
-        <w:t>io</w:t>
-      </w:r>
-      <w:r>
-        <w:rPr>
-          <w:rFonts w:ascii="Times New Roman" w:hAnsi="Times New Roman" w:cs="Times New Roman"/>
-          <w:sz w:val="28"/>
-          <w:szCs w:val="28"/>
-        </w:rPr>
-        <w:t>/</w:t>
-      </w:r>
-      <w:r>
-        <w:rPr>
-          <w:rFonts w:ascii="Times New Roman" w:hAnsi="Times New Roman" w:cs="Times New Roman"/>
-          <w:sz w:val="28"/>
-          <w:szCs w:val="28"/>
-          <w:lang w:val="en-US"/>
-        </w:rPr>
-        <w:t>introduction</w:t>
-      </w:r>
-      <w:r>
-        <w:rPr>
-          <w:rFonts w:ascii="Times New Roman" w:hAnsi="Times New Roman" w:cs="Times New Roman"/>
-          <w:sz w:val="28"/>
-          <w:szCs w:val="28"/>
-        </w:rPr>
-        <w:t xml:space="preserve"> (дата обращения: </w:t>
-      </w:r>
-      <w:r>
-        <w:rPr>
-          <w:rFonts w:ascii="Times New Roman" w:hAnsi="Times New Roman" w:cs="Times New Roman"/>
-          <w:sz w:val="28"/>
-          <w:szCs w:val="28"/>
-        </w:rPr>
-        <w:t>27</w:t>
-      </w:r>
-      <w:r>
-        <w:rPr>
-          <w:rFonts w:ascii="Times New Roman" w:hAnsi="Times New Roman" w:cs="Times New Roman"/>
-          <w:sz w:val="28"/>
-          <w:szCs w:val="28"/>
-        </w:rPr>
-        <w:t>.0</w:t>
-      </w:r>
-      <w:r>
-        <w:rPr>
-          <w:rFonts w:ascii="Times New Roman" w:hAnsi="Times New Roman" w:cs="Times New Roman"/>
-          <w:sz w:val="28"/>
-          <w:szCs w:val="28"/>
-        </w:rPr>
-        <w:t>4</w:t>
-      </w:r>
-      <w:r>
-        <w:rPr>
-          <w:rFonts w:ascii="Times New Roman" w:hAnsi="Times New Roman" w:cs="Times New Roman"/>
-          <w:sz w:val="28"/>
-          <w:szCs w:val="28"/>
-        </w:rPr>
-        <w:t>.2026).</w:t>
-      </w:r>
-    </w:p>
-    <w:p>
-      <w:pPr>
-        <w:spacing w:after="0" w:line="360" w:lineRule="auto"/>
-        <w:ind w:firstLine="709"/>
-        <w:jc w:val="both"/>
-        <w:rPr>
-          <w:rFonts w:ascii="Times New Roman" w:hAnsi="Times New Roman" w:cs="Times New Roman"/>
-          <w:sz w:val="28"/>
-          <w:szCs w:val="28"/>
-        </w:rPr>
-      </w:pPr>
-      <w:r>
-        <w:rPr>
-          <w:rFonts w:ascii="Times New Roman" w:hAnsi="Times New Roman" w:cs="Times New Roman"/>
-          <w:sz w:val="28"/>
-          <w:szCs w:val="28"/>
-        </w:rPr>
-        <w:t xml:space="preserve">23. </w:t>
-      </w:r>
-      <w:proofErr w:type="spellStart"/>
-      <w:r>
-        <w:rPr>
-          <w:rFonts w:ascii="Times New Roman" w:hAnsi="Times New Roman" w:cs="Times New Roman"/>
-          <w:sz w:val="28"/>
-          <w:szCs w:val="28"/>
-          <w:lang w:val="en-US"/>
-        </w:rPr>
-        <w:t>JaCoCo</w:t>
-      </w:r>
-      <w:proofErr w:type="spellEnd"/>
-      <w:r>
-        <w:rPr>
-          <w:rFonts w:ascii="Times New Roman" w:hAnsi="Times New Roman" w:cs="Times New Roman"/>
-          <w:sz w:val="28"/>
-          <w:szCs w:val="28"/>
-        </w:rPr>
-        <w:t xml:space="preserve"> </w:t>
-      </w:r>
-      <w:r>
-        <w:rPr>
-          <w:rFonts w:ascii="Times New Roman" w:hAnsi="Times New Roman" w:cs="Times New Roman"/>
-          <w:sz w:val="28"/>
-          <w:szCs w:val="28"/>
-          <w:lang w:val="en-US"/>
-        </w:rPr>
-        <w:t>Java</w:t>
-      </w:r>
-      <w:r>
-        <w:rPr>
-          <w:rFonts w:ascii="Times New Roman" w:hAnsi="Times New Roman" w:cs="Times New Roman"/>
-          <w:sz w:val="28"/>
-          <w:szCs w:val="28"/>
-        </w:rPr>
-        <w:t xml:space="preserve"> </w:t>
-      </w:r>
-      <w:r>
-        <w:rPr>
-          <w:rFonts w:ascii="Times New Roman" w:hAnsi="Times New Roman" w:cs="Times New Roman"/>
-          <w:sz w:val="28"/>
-          <w:szCs w:val="28"/>
-          <w:lang w:val="en-US"/>
-        </w:rPr>
-        <w:t>Code</w:t>
-      </w:r>
-      <w:r>
-        <w:rPr>
-          <w:rFonts w:ascii="Times New Roman" w:hAnsi="Times New Roman" w:cs="Times New Roman"/>
-          <w:sz w:val="28"/>
-          <w:szCs w:val="28"/>
-        </w:rPr>
-        <w:t xml:space="preserve"> </w:t>
-      </w:r>
-      <w:r>
-        <w:rPr>
-          <w:rFonts w:ascii="Times New Roman" w:hAnsi="Times New Roman" w:cs="Times New Roman"/>
-          <w:sz w:val="28"/>
-          <w:szCs w:val="28"/>
-          <w:lang w:val="en-US"/>
-        </w:rPr>
-        <w:t>Coverage</w:t>
-      </w:r>
-      <w:r>
-        <w:rPr>
-          <w:rFonts w:ascii="Times New Roman" w:hAnsi="Times New Roman" w:cs="Times New Roman"/>
-          <w:sz w:val="28"/>
-          <w:szCs w:val="28"/>
-        </w:rPr>
-        <w:t xml:space="preserve"> </w:t>
-      </w:r>
-      <w:r>
-        <w:rPr>
-          <w:rFonts w:ascii="Times New Roman" w:hAnsi="Times New Roman" w:cs="Times New Roman"/>
-          <w:sz w:val="28"/>
-          <w:szCs w:val="28"/>
-          <w:lang w:val="en-US"/>
-        </w:rPr>
-        <w:t>Library</w:t>
-      </w:r>
-      <w:r>
-        <w:rPr>
-          <w:rFonts w:ascii="Times New Roman" w:hAnsi="Times New Roman" w:cs="Times New Roman"/>
-          <w:sz w:val="28"/>
-          <w:szCs w:val="28"/>
-        </w:rPr>
-        <w:t xml:space="preserve"> [Электронный ресурс]. – Режим доступа: </w:t>
-      </w:r>
-      <w:r>
-        <w:rPr>
-          <w:rFonts w:ascii="Times New Roman" w:hAnsi="Times New Roman" w:cs="Times New Roman"/>
-          <w:sz w:val="28"/>
-          <w:szCs w:val="28"/>
-          <w:lang w:val="en-US"/>
-        </w:rPr>
-        <w:t>https</w:t>
-      </w:r>
-      <w:r>
-        <w:rPr>
-          <w:rFonts w:ascii="Times New Roman" w:hAnsi="Times New Roman" w:cs="Times New Roman"/>
-          <w:sz w:val="28"/>
-          <w:szCs w:val="28"/>
-        </w:rPr>
-        <w:t>://</w:t>
-      </w:r>
-      <w:r>
-        <w:rPr>
-          <w:rFonts w:ascii="Times New Roman" w:hAnsi="Times New Roman" w:cs="Times New Roman"/>
-          <w:sz w:val="28"/>
-          <w:szCs w:val="28"/>
-          <w:lang w:val="en-US"/>
-        </w:rPr>
-        <w:t>www</w:t>
-      </w:r>
-      <w:r>
-        <w:rPr>
-          <w:rFonts w:ascii="Times New Roman" w:hAnsi="Times New Roman" w:cs="Times New Roman"/>
-          <w:sz w:val="28"/>
-          <w:szCs w:val="28"/>
-        </w:rPr>
-        <w:t>.</w:t>
-      </w:r>
-      <w:proofErr w:type="spellStart"/>
-      <w:r>
-        <w:rPr>
-          <w:rFonts w:ascii="Times New Roman" w:hAnsi="Times New Roman" w:cs="Times New Roman"/>
-          <w:sz w:val="28"/>
-          <w:szCs w:val="28"/>
-          <w:lang w:val="en-US"/>
-        </w:rPr>
-        <w:t>jacoco</w:t>
-      </w:r>
-      <w:proofErr w:type="spellEnd"/>
-      <w:r>
-        <w:rPr>
-          <w:rFonts w:ascii="Times New Roman" w:hAnsi="Times New Roman" w:cs="Times New Roman"/>
-          <w:sz w:val="28"/>
-          <w:szCs w:val="28"/>
-        </w:rPr>
-        <w:t>.</w:t>
-      </w:r>
-      <w:r>
-        <w:rPr>
-          <w:rFonts w:ascii="Times New Roman" w:hAnsi="Times New Roman" w:cs="Times New Roman"/>
-          <w:sz w:val="28"/>
-          <w:szCs w:val="28"/>
-          <w:lang w:val="en-US"/>
-        </w:rPr>
-        <w:t>org</w:t>
-      </w:r>
-      <w:r>
-        <w:rPr>
-          <w:rFonts w:ascii="Times New Roman" w:hAnsi="Times New Roman" w:cs="Times New Roman"/>
-          <w:sz w:val="28"/>
-          <w:szCs w:val="28"/>
-        </w:rPr>
-        <w:t>/</w:t>
-      </w:r>
-      <w:proofErr w:type="spellStart"/>
-      <w:r>
-        <w:rPr>
-          <w:rFonts w:ascii="Times New Roman" w:hAnsi="Times New Roman" w:cs="Times New Roman"/>
-          <w:sz w:val="28"/>
-          <w:szCs w:val="28"/>
-          <w:lang w:val="en-US"/>
-        </w:rPr>
-        <w:t>jacoco</w:t>
-      </w:r>
-      <w:proofErr w:type="spellEnd"/>
+      <w:hyperlink r:id="rId35" w:history="1">
+        <w:r>
+          <w:rPr>
+            <w:rStyle w:val="a5"/>
+            <w:rFonts w:ascii="Times New Roman" w:hAnsi="Times New Roman" w:cs="Times New Roman"/>
+            <w:sz w:val="28"/>
+            <w:szCs w:val="28"/>
+            <w:lang w:val="en-US"/>
+          </w:rPr>
+          <w:t>https</w:t>
+        </w:r>
+        <w:r>
+          <w:rPr>
+            <w:rStyle w:val="a5"/>
+            <w:rFonts w:ascii="Times New Roman" w:hAnsi="Times New Roman" w:cs="Times New Roman"/>
+            <w:sz w:val="28"/>
+            <w:szCs w:val="28"/>
+          </w:rPr>
+          <w:t>://</w:t>
+        </w:r>
+        <w:r>
+          <w:rPr>
+            <w:rStyle w:val="a5"/>
+            <w:rFonts w:ascii="Times New Roman" w:hAnsi="Times New Roman" w:cs="Times New Roman"/>
+            <w:sz w:val="28"/>
+            <w:szCs w:val="28"/>
+            <w:lang w:val="en-US"/>
+          </w:rPr>
+          <w:t>www</w:t>
+        </w:r>
+        <w:r>
+          <w:rPr>
+            <w:rStyle w:val="a5"/>
+            <w:rFonts w:ascii="Times New Roman" w:hAnsi="Times New Roman" w:cs="Times New Roman"/>
+            <w:sz w:val="28"/>
+            <w:szCs w:val="28"/>
+          </w:rPr>
+          <w:t>.</w:t>
+        </w:r>
+        <w:proofErr w:type="spellStart"/>
+        <w:r>
+          <w:rPr>
+            <w:rStyle w:val="a5"/>
+            <w:rFonts w:ascii="Times New Roman" w:hAnsi="Times New Roman" w:cs="Times New Roman"/>
+            <w:sz w:val="28"/>
+            <w:szCs w:val="28"/>
+            <w:lang w:val="en-US"/>
+          </w:rPr>
+          <w:t>jacoco</w:t>
+        </w:r>
+        <w:proofErr w:type="spellEnd"/>
+        <w:r>
+          <w:rPr>
+            <w:rStyle w:val="a5"/>
+            <w:rFonts w:ascii="Times New Roman" w:hAnsi="Times New Roman" w:cs="Times New Roman"/>
+            <w:sz w:val="28"/>
+            <w:szCs w:val="28"/>
+          </w:rPr>
+          <w:t>.</w:t>
+        </w:r>
+        <w:r>
+          <w:rPr>
+            <w:rStyle w:val="a5"/>
+            <w:rFonts w:ascii="Times New Roman" w:hAnsi="Times New Roman" w:cs="Times New Roman"/>
+            <w:sz w:val="28"/>
+            <w:szCs w:val="28"/>
+            <w:lang w:val="en-US"/>
+          </w:rPr>
+          <w:t>org</w:t>
+        </w:r>
+        <w:r>
+          <w:rPr>
+            <w:rStyle w:val="a5"/>
+            <w:rFonts w:ascii="Times New Roman" w:hAnsi="Times New Roman" w:cs="Times New Roman"/>
+            <w:sz w:val="28"/>
+            <w:szCs w:val="28"/>
+          </w:rPr>
+          <w:t>/</w:t>
+        </w:r>
+        <w:proofErr w:type="spellStart"/>
+        <w:r>
+          <w:rPr>
+            <w:rStyle w:val="a5"/>
+            <w:rFonts w:ascii="Times New Roman" w:hAnsi="Times New Roman" w:cs="Times New Roman"/>
+            <w:sz w:val="28"/>
+            <w:szCs w:val="28"/>
+            <w:lang w:val="en-US"/>
+          </w:rPr>
+          <w:t>jacoco</w:t>
+        </w:r>
+        <w:proofErr w:type="spellEnd"/>
+      </w:hyperlink>
       <w:r>
         <w:rPr>
           <w:rFonts w:ascii="Times New Roman" w:hAnsi="Times New Roman" w:cs="Times New Roman"/>
@@ -24046,15 +24188,18 @@
           <w:lang w:val="ru-RU"/>
         </w:rPr>
       </w:pPr>
-      <w:r>
-        <w:rPr>
-          <w:rFonts w:ascii="Times New Roman" w:hAnsi="Times New Roman" w:cs="Times New Roman"/>
-          <w:sz w:val="28"/>
-          <w:szCs w:val="28"/>
-          <w:lang w:val="ru-RU"/>
-        </w:rPr>
-        <w:t>https://github.com/Igoremys/PortfolioMuskhazhievCursovayApp.git</w:t>
-      </w:r>
+      <w:hyperlink r:id="rId36" w:history="1">
+        <w:r>
+          <w:rPr>
+            <w:rStyle w:val="a5"/>
+            <w:rFonts w:ascii="Times New Roman" w:hAnsi="Times New Roman" w:cs="Times New Roman"/>
+            <w:sz w:val="28"/>
+            <w:szCs w:val="28"/>
+            <w:lang w:val="ru-RU"/>
+          </w:rPr>
+          <w:t>https://github.com/Igoremys/PortfolioMuskhazhievCursovayApp.git</w:t>
+        </w:r>
+      </w:hyperlink>
     </w:p>
     <w:p>
       <w:pPr>
@@ -24146,15 +24291,18 @@
           <w:lang w:val="ru-RU"/>
         </w:rPr>
       </w:pPr>
-      <w:r>
-        <w:rPr>
-          <w:rFonts w:ascii="Times New Roman" w:hAnsi="Times New Roman" w:cs="Times New Roman"/>
-          <w:sz w:val="28"/>
-          <w:szCs w:val="28"/>
-          <w:lang w:val="ru-RU"/>
-        </w:rPr>
-        <w:t>https://github.com/Igoremys/PortfolioMuskhazhievCursovayApp/tree/main/docs/08-ui</w:t>
-      </w:r>
+      <w:hyperlink r:id="rId37" w:history="1">
+        <w:r>
+          <w:rPr>
+            <w:rStyle w:val="a5"/>
+            <w:rFonts w:ascii="Times New Roman" w:hAnsi="Times New Roman" w:cs="Times New Roman"/>
+            <w:sz w:val="28"/>
+            <w:szCs w:val="28"/>
+            <w:lang w:val="ru-RU"/>
+          </w:rPr>
+          <w:t>https://github.com/Igoremys/PortfolioMuskhazhievCursovayApp/tree/main/docs/08-ui</w:t>
+        </w:r>
+      </w:hyperlink>
     </w:p>
     <w:p>
       <w:pPr>
@@ -24215,7 +24363,7 @@
                     </pic:cNvPicPr>
                   </pic:nvPicPr>
                   <pic:blipFill>
-                    <a:blip r:embed="rId24">
+                    <a:blip r:embed="rId38">
                       <a:extLst>
                         <a:ext uri="{28A0092B-C50C-407E-A947-70E740481C1C}">
                           <a14:useLocalDpi xmlns:a14="http://schemas.microsoft.com/office/drawing/2010/main" val="0"/>
